--- a/대본/2부/08화_Board_Seat.docx
+++ b/대본/2부/08화_Board_Seat.docx
@@ -2,7 +2,7 @@
 <file path=word/document.xml><?xml version="1.0" encoding="utf-8"?>
 <w:document xmlns:w="http://schemas.openxmlformats.org/wordprocessingml/2006/main" xmlns:m="http://schemas.openxmlformats.org/officeDocument/2006/math" xmlns:r="http://schemas.openxmlformats.org/officeDocument/2006/relationships" xmlns:o="urn:schemas-microsoft-com:office:office" xmlns:v="urn:schemas-microsoft-com:vml" xmlns:w10="urn:schemas-microsoft-com:office:word" xmlns:a="http://schemas.openxmlformats.org/drawingml/2006/main" xmlns:pic="http://schemas.openxmlformats.org/drawingml/2006/picture" xmlns:wp="http://schemas.openxmlformats.org/drawingml/2006/wordprocessingDrawing">
   <w:body>
-    <w:bookmarkStart w:id="31" w:name="ship-it-2부-8화"/>
+    <w:bookmarkStart w:id="32" w:name="ship-it-2부-8화"/>
     <w:p>
       <w:pPr>
         <w:pStyle w:val="Heading1"/>
@@ -65,7 +65,7 @@
         <w:t xml:space="preserve"> </w:t>
       </w:r>
       <w:r>
-        <w:t xml:space="preserve">- 규칙: 지문 없음. 전 화 100% 「화자명: 대사」. 1턴 15단어 이내.</w:t>
+        <w:t xml:space="preserve">- 규칙: 지문 없음. 전 화 100% 「화자명: 대사」. 1턴 15단어 이내 + 긴 턴 10~15회(25~35단어).</w:t>
       </w:r>
       <w:r>
         <w:t xml:space="preserve"> </w:t>
@@ -158,13 +158,13 @@
         </w:numPr>
       </w:pPr>
       <w:r>
-        <w:t xml:space="preserve">DIANE: Your O-1 was approved this morning. Three years. Renewable.</w:t>
-      </w:r>
-      <w:r>
-        <w:t xml:space="preserve"> </w:t>
-      </w:r>
-      <w:r>
-        <w:t xml:space="preserve">다이앤: 오늘 아침에 O-1이 승인됐어요. 3년이고, 갱신 가능해요.</w:t>
+        <w:t xml:space="preserve">DIANE: Your O-1 was approved this morning, Priya. Three years, and it’s renewable. That means you can stop counting days and focus on the company instead of paperwork.</w:t>
+      </w:r>
+      <w:r>
+        <w:t xml:space="preserve"> </w:t>
+      </w:r>
+      <w:r>
+        <w:t xml:space="preserve">다이앤: 오늘 아침에 O-1이 승인됐어요, 프리야. 3년이고, 갱신 가능해요. 이제 날짜를 세는 건 그만하고, 서류 대신 회사에 집중할 수 있다는 뜻이에요.</w:t>
       </w:r>
     </w:p>
     <w:p>
@@ -440,13 +440,13 @@
         </w:numPr>
       </w:pPr>
       <w:r>
-        <w:t xml:space="preserve">NOAH: The FDA wants more tests before our IDE. That delays it three months.</w:t>
-      </w:r>
-      <w:r>
-        <w:t xml:space="preserve"> </w:t>
-      </w:r>
-      <w:r>
-        <w:t xml:space="preserve">노아: FDA가 IDE 전에 시험을 더 원해요. 그래서 3개월 지연돼요.</w:t>
+        <w:t xml:space="preserve">NOAH: The FDA wants more tests before our IDE, which delays it by about three months. I wanted you to hear that from us first, before we talk about any numbers today.</w:t>
+      </w:r>
+      <w:r>
+        <w:t xml:space="preserve"> </w:t>
+      </w:r>
+      <w:r>
+        <w:t xml:space="preserve">노아: FDA가 IDE 전에 시험을 더 원해요. 그래서 3개월 정도 지연돼요. 오늘 숫자 얘기를 하기 전에, 저희한테서 먼저 들으셨으면 했어요.</w:t>
       </w:r>
     </w:p>
     <w:p>
@@ -508,13 +508,13 @@
         </w:numPr>
       </w:pPr>
       <w:r>
-        <w:t xml:space="preserve">NOAH: About eight hundred thousand. Including three extra months of salaries.</w:t>
-      </w:r>
-      <w:r>
-        <w:t xml:space="preserve"> </w:t>
-      </w:r>
-      <w:r>
-        <w:t xml:space="preserve">노아: 약 80만 달러요. 3개월 치 추가 급여 포함해서요.</w:t>
+        <w:t xml:space="preserve">NOAH: About eight hundred thousand dollars. That includes the tests themselves and three extra months of salaries, because the team keeps working while we wait. Marcus can walk you through the details.</w:t>
+      </w:r>
+      <w:r>
+        <w:t xml:space="preserve"> </w:t>
+      </w:r>
+      <w:r>
+        <w:t xml:space="preserve">노아: 약 80만 달러요. 시험 비용 자체에, 기다리는 동안에도 팀은 계속 일하니까 3개월 치 추가 급여까지 포함해서요. 세부 내용은 마커스가 설명드릴 수 있어요.</w:t>
       </w:r>
     </w:p>
     <w:p>
@@ -559,13 +559,13 @@
         </w:numPr>
       </w:pPr>
       <w:r>
-        <w:t xml:space="preserve">RICHARD: I’d rather fund the real plan than a fantasy. Six million.</w:t>
-      </w:r>
-      <w:r>
-        <w:t xml:space="preserve"> </w:t>
-      </w:r>
-      <w:r>
-        <w:t xml:space="preserve">리처드: 환상보다 진짜 계획에 투자하는 게 낫죠. 600만.</w:t>
+        <w:t xml:space="preserve">RICHARD: I’d rather fund the real plan than a fantasy. If I give you five and you run out early, we both lose. So, six million, and no surprises later.</w:t>
+      </w:r>
+      <w:r>
+        <w:t xml:space="preserve"> </w:t>
+      </w:r>
+      <w:r>
+        <w:t xml:space="preserve">리처드: 환상보다 진짜 계획에 투자하는 게 낫죠. 500만을 줬는데 돈이 일찍 떨어지면 우리 둘 다 손해예요. 그러니까 600만. 그리고 나중에 깜짝 놀랄 일은 없기로 해요.</w:t>
       </w:r>
     </w:p>
     <w:p>
@@ -695,13 +695,13 @@
         </w:numPr>
       </w:pPr>
       <w:r>
-        <w:t xml:space="preserve">NOAH: Strong animal data. And a clear FDA path. Most companies don’t have that.</w:t>
-      </w:r>
-      <w:r>
-        <w:t xml:space="preserve"> </w:t>
-      </w:r>
-      <w:r>
-        <w:t xml:space="preserve">노아: 강력한 동물 데이터요. 그리고 명확한 FDA 경로. 대부분의 회사엔 없죠.</w:t>
+        <w:t xml:space="preserve">NOAH: Strong animal data, two point seven times faster at a fair dose. And a clear FDA path, because we asked them first. Most companies at our stage don’t have either of those.</w:t>
+      </w:r>
+      <w:r>
+        <w:t xml:space="preserve"> </w:t>
+      </w:r>
+      <w:r>
+        <w:t xml:space="preserve">노아: 강력한 동물 데이터요. 공정한 용량에서 2.7배 빨랐어요. 그리고 명확한 FDA 경로. 먼저 물어봤으니까요. 저희 단계의 회사 대부분은 둘 중 하나도 없어요.</w:t>
       </w:r>
     </w:p>
     <w:p>
@@ -882,13 +882,13 @@
         </w:numPr>
       </w:pPr>
       <w:r>
-        <w:t xml:space="preserve">RICHARD: Right. You’ll hire twenty people before your Series A. They need options.</w:t>
-      </w:r>
-      <w:r>
-        <w:t xml:space="preserve"> </w:t>
-      </w:r>
-      <w:r>
-        <w:t xml:space="preserve">리처드: 맞아요. 시리즈 A 전에 스무 명은 뽑을 거잖아요. 그 사람들한테 옵션이 필요해요.</w:t>
+        <w:t xml:space="preserve">RICHARD: Right. You’ll hire twenty people before your Series A, and good people won’t join a startup for salary alone. They need options, and I don’t want you coming back to me for more.</w:t>
+      </w:r>
+      <w:r>
+        <w:t xml:space="preserve"> </w:t>
+      </w:r>
+      <w:r>
+        <w:t xml:space="preserve">리처드: 맞아요. 시리즈 A 전에 스무 명은 뽑을 거고, 좋은 사람들은 월급만 보고 스타트업에 오지 않아요. 그 사람들한테 옵션이 필요하고, 나중에 더 달라고 다시 오는 건 원치 않아요.</w:t>
       </w:r>
     </w:p>
     <w:p>
@@ -1078,13 +1078,13 @@
         </w:numPr>
       </w:pPr>
       <w:r>
-        <w:t xml:space="preserve">MARCUS: Eighteen hires before Series A. Average grant, half a percent. That’s nine percent.</w:t>
-      </w:r>
-      <w:r>
-        <w:t xml:space="preserve"> </w:t>
-      </w:r>
-      <w:r>
-        <w:t xml:space="preserve">마커스: 시리즈 A 전 채용 18명. 평균 부여 0.5퍼센트. 합계 9퍼센트.</w:t>
+        <w:t xml:space="preserve">MARCUS: Eighteen hires before Series A, based on our actual plan, not a guess. The average grant is half a percent. Eighteen times half a percent is nine percent.</w:t>
+      </w:r>
+      <w:r>
+        <w:t xml:space="preserve"> </w:t>
+      </w:r>
+      <w:r>
+        <w:t xml:space="preserve">마커스: 시리즈 A 전 채용 18명. 추측이 아니라 실제 계획 기준이에요. 평균 부여는 0.5퍼센트. 18명 곱하기 0.5퍼센트면 9퍼센트예요.</w:t>
       </w:r>
     </w:p>
     <w:p>
@@ -1231,13 +1231,13 @@
         </w:numPr>
       </w:pPr>
       <w:r>
-        <w:t xml:space="preserve">RICHARD: The Series A lead will want a seat too. Then it’s two and two.</w:t>
-      </w:r>
-      <w:r>
-        <w:t xml:space="preserve"> </w:t>
-      </w:r>
-      <w:r>
-        <w:t xml:space="preserve">리처드: 시리즈 A 리드 투자자도 한 자리를 원할 거예요. 그럼 2 대 2가 되죠.</w:t>
+        <w:t xml:space="preserve">RICHARD: The Series A lead will want a seat too. That’s how it always works, because big investors want a voice. Then it’s two founders and two investors, two and two.</w:t>
+      </w:r>
+      <w:r>
+        <w:t xml:space="preserve"> </w:t>
+      </w:r>
+      <w:r>
+        <w:t xml:space="preserve">리처드: 시리즈 A 리드 투자자도 한 자리를 원할 거예요. 늘 그래요. 큰 투자자는 발언권을 원하니까요. 그럼 창업자 둘, 투자자 둘, 2 대 2가 되죠.</w:t>
       </w:r>
     </w:p>
     <w:p>
@@ -1581,13 +1581,13 @@
         </w:numPr>
       </w:pPr>
       <w:r>
-        <w:t xml:space="preserve">RICHARD: One person can stop the company from shipping. That’s unusual. And risky.</w:t>
-      </w:r>
-      <w:r>
-        <w:t xml:space="preserve"> </w:t>
-      </w:r>
-      <w:r>
-        <w:t xml:space="preserve">리처드: 한 사람이 회사의 출시를 막을 수 있어요. 흔치 않고, 위험해요.</w:t>
+        <w:t xml:space="preserve">RICHARD: One person can stop the company from shipping. I’ve sat on many boards, and I’ve never seen that. It’s unusual, and to be honest, it’s risky for everyone who invests.</w:t>
+      </w:r>
+      <w:r>
+        <w:t xml:space="preserve"> </w:t>
+      </w:r>
+      <w:r>
+        <w:t xml:space="preserve">리처드: 한 사람이 회사의 출시를 막을 수 있어요. 이사회에 여러 번 들어가 봤지만 그런 건 본 적이 없어요. 흔치 않고, 솔직히 말해 투자하는 모든 사람에게 위험해요.</w:t>
       </w:r>
     </w:p>
     <w:p>
@@ -1684,6 +1684,12 @@
         <w:t xml:space="preserve"> </w:t>
       </w:r>
       <w:r>
+        <w:t xml:space="preserve">We built this company around patient safety. If that rule goes, we’re just another filler company.</w:t>
+      </w:r>
+      <w:r>
+        <w:t xml:space="preserve"> </w:t>
+      </w:r>
+      <w:r>
         <w:t xml:space="preserve">노아: 리처드, 이건 협상 대상이 아니에요. 우리 첫 번째 원칙이</w:t>
       </w:r>
       <w:r>
@@ -1699,7 +1705,7 @@
         <w:t xml:space="preserve">”</w:t>
       </w:r>
       <w:r>
-        <w:t xml:space="preserve">이에요.</w:t>
+        <w:t xml:space="preserve">이에요. 우린 환자 안전을 중심으로 이 회사를 세웠어요. 그 원칙이 없어지면 우린 그냥 또 하나의 필러 회사일 뿐이에요.</w:t>
       </w:r>
     </w:p>
     <w:p>
@@ -1914,13 +1920,13 @@
         </w:numPr>
       </w:pPr>
       <w:r>
-        <w:t xml:space="preserve">ELENA: Nobody can say it’s just one stubborn doctor. It’s a documented process.</w:t>
-      </w:r>
-      <w:r>
-        <w:t xml:space="preserve"> </w:t>
-      </w:r>
-      <w:r>
-        <w:t xml:space="preserve">엘레나: 아무도 고집 센 의사 한 명의 결정이라고 못 하죠. 문서화된 절차니까요.</w:t>
+        <w:t xml:space="preserve">ELENA: Nobody can say it’s just one stubborn doctor anymore. There’s an outside expert, and every decision is written down for the board. It’s a documented process, so it’s much harder to attack.</w:t>
+      </w:r>
+      <w:r>
+        <w:t xml:space="preserve"> </w:t>
+      </w:r>
+      <w:r>
+        <w:t xml:space="preserve">엘레나: 이제 아무도 고집 센 의사 한 명의 결정이라고 못 하죠. 외부 전문가가 있고, 모든 결정이 이사회를 위해 문서로 남으니까요. 문서화된 절차라서 공격하기가 훨씬 어려워요.</w:t>
       </w:r>
     </w:p>
     <w:p>
@@ -2144,13 +2150,13 @@
         </w:numPr>
       </w:pPr>
       <w:r>
-        <w:t xml:space="preserve">MARCUS: A visit is a tour. An audit is a search. Different things.</w:t>
-      </w:r>
-      <w:r>
-        <w:t xml:space="preserve"> </w:t>
-      </w:r>
-      <w:r>
-        <w:t xml:space="preserve">마커스: 방문은 구경이고, 감사는 수색이야. 다른 거지.</w:t>
+        <w:t xml:space="preserve">MARCUS: A visit is a tour. They show you what they want you to see. An audit is a search. We open the records, check the batch files, and ask the questions they don’t like.</w:t>
+      </w:r>
+      <w:r>
+        <w:t xml:space="preserve"> </w:t>
+      </w:r>
+      <w:r>
+        <w:t xml:space="preserve">마커스: 방문은 구경이야. 그쪽이 보여 주고 싶은 것만 보여 주지. 감사는 수색이야. 기록을 열어 보고, 배치 파일을 확인하고, 그쪽이 싫어하는 질문을 하는 거야.</w:t>
       </w:r>
     </w:p>
     <w:p>
@@ -2212,13 +2218,13 @@
         </w:numPr>
       </w:pPr>
       <w:r>
-        <w:t xml:space="preserve">DIANE: A good board member argues with you. A bad one agrees with everything.</w:t>
-      </w:r>
-      <w:r>
-        <w:t xml:space="preserve"> </w:t>
-      </w:r>
-      <w:r>
-        <w:t xml:space="preserve">다이앤: 좋은 이사는 당신과 논쟁해요. 나쁜 이사는 뭐든 동의하고요.</w:t>
+        <w:t xml:space="preserve">DIANE: A good board member argues with you, in the room, before decisions are made. A bad one agrees with everything, and then you find out what they really think when it’s too late.</w:t>
+      </w:r>
+      <w:r>
+        <w:t xml:space="preserve"> </w:t>
+      </w:r>
+      <w:r>
+        <w:t xml:space="preserve">다이앤: 좋은 이사는 결정이 내려지기 전에, 회의실 안에서 당신과 논쟁해요. 나쁜 이사는 뭐든 동의하다가, 너무 늦었을 때에야 진짜 생각을 알게 되죠.</w:t>
       </w:r>
     </w:p>
     <w:p>
@@ -2298,7 +2304,7 @@
     </w:p>
     <w:bookmarkEnd w:id="25"/>
     <w:bookmarkEnd w:id="26"/>
-    <w:bookmarkStart w:id="30" w:name="학습-부록"/>
+    <w:bookmarkStart w:id="31" w:name="학습-부록"/>
     <w:p>
       <w:pPr>
         <w:pStyle w:val="Heading2"/>
@@ -3304,8 +3310,299 @@
       </w:r>
     </w:p>
     <w:bookmarkEnd w:id="29"/>
+    <w:bookmarkStart w:id="30" w:name="긴-발화-분석"/>
+    <w:p>
+      <w:pPr>
+        <w:pStyle w:val="Heading3"/>
+      </w:pPr>
+      <w:r>
+        <w:t xml:space="preserve">④ 긴 발화 분석</w:t>
+      </w:r>
+    </w:p>
+    <w:p>
+      <w:pPr>
+        <w:pStyle w:val="BlockText"/>
+      </w:pPr>
+      <w:r>
+        <w:rPr>
+          <w:bCs/>
+          <w:b/>
+        </w:rPr>
+        <w:t xml:space="preserve">34턴 NOAH:</w:t>
+      </w:r>
+      <w:r>
+        <w:t xml:space="preserve"> </w:t>
+      </w:r>
+      <w:r>
+        <w:t xml:space="preserve">“</w:t>
+      </w:r>
+      <w:r>
+        <w:t xml:space="preserve">Strong animal data, two point seven times faster at a fair dose. And a clear FDA path, because we asked them first. Most companies at our stage don’t have either of those.</w:t>
+      </w:r>
+      <w:r>
+        <w:t xml:space="preserve">”</w:t>
+      </w:r>
+    </w:p>
+    <w:tbl>
+      <w:tblPr>
+        <w:tblStyle w:val="Table"/>
+        <w:tblW w:type="pct" w:w="5000"/>
+        <w:tblLook w:firstRow="1" w:lastRow="0" w:firstColumn="0" w:lastColumn="0" w:noHBand="0" w:noVBand="0" w:val="0020"/>
+        <w:jc w:val="start"/>
+      </w:tblPr>
+      <w:tblGrid>
+        <w:gridCol w:w="2640"/>
+        <w:gridCol w:w="2640"/>
+        <w:gridCol w:w="2640"/>
+      </w:tblGrid>
+      <w:tr>
+        <w:trPr>
+          <w:tblHeader w:val="true"/>
+        </w:trPr>
+        <w:tc>
+          <w:tcPr/>
+          <w:p>
+            <w:pPr>
+              <w:pStyle w:val="Compact"/>
+              <w:jc w:val="left"/>
+            </w:pPr>
+            <w:r>
+              <w:t xml:space="preserve">구조</w:t>
+            </w:r>
+          </w:p>
+        </w:tc>
+        <w:tc>
+          <w:tcPr/>
+          <w:p>
+            <w:pPr>
+              <w:pStyle w:val="Compact"/>
+              <w:jc w:val="left"/>
+            </w:pPr>
+            <w:r>
+              <w:t xml:space="preserve">영어</w:t>
+            </w:r>
+          </w:p>
+        </w:tc>
+        <w:tc>
+          <w:tcPr/>
+          <w:p>
+            <w:pPr>
+              <w:pStyle w:val="Compact"/>
+              <w:jc w:val="left"/>
+            </w:pPr>
+            <w:r>
+              <w:t xml:space="preserve">기능</w:t>
+            </w:r>
+          </w:p>
+        </w:tc>
+      </w:tr>
+      <w:tr>
+        <w:tc>
+          <w:tcPr/>
+          <w:p>
+            <w:pPr>
+              <w:pStyle w:val="Compact"/>
+              <w:jc w:val="left"/>
+            </w:pPr>
+            <w:r>
+              <w:t xml:space="preserve">① 근거 1(숫자)</w:t>
+            </w:r>
+          </w:p>
+        </w:tc>
+        <w:tc>
+          <w:tcPr/>
+          <w:p>
+            <w:pPr>
+              <w:pStyle w:val="Compact"/>
+              <w:jc w:val="left"/>
+            </w:pPr>
+            <w:r>
+              <w:t xml:space="preserve">Strong animal data, two point seven times faster at a fair dose.</w:t>
+            </w:r>
+          </w:p>
+        </w:tc>
+        <w:tc>
+          <w:tcPr/>
+          <w:p>
+            <w:pPr>
+              <w:pStyle w:val="Compact"/>
+              <w:jc w:val="left"/>
+            </w:pPr>
+            <w:r>
+              <w:t xml:space="preserve">상대의 의심(</w:t>
+            </w:r>
+            <w:r>
+              <w:t xml:space="preserve">“</w:t>
+            </w:r>
+            <w:r>
+              <w:t xml:space="preserve">동물 데이터로?</w:t>
+            </w:r>
+            <w:r>
+              <w:t xml:space="preserve">”</w:t>
+            </w:r>
+            <w:r>
+              <w:t xml:space="preserve">)에 구체적 수치로 바로 반박</w:t>
+            </w:r>
+          </w:p>
+        </w:tc>
+      </w:tr>
+      <w:tr>
+        <w:tc>
+          <w:tcPr/>
+          <w:p>
+            <w:pPr>
+              <w:pStyle w:val="Compact"/>
+              <w:jc w:val="left"/>
+            </w:pPr>
+            <w:r>
+              <w:t xml:space="preserve">② 근거 2(이유 포함)</w:t>
+            </w:r>
+          </w:p>
+        </w:tc>
+        <w:tc>
+          <w:tcPr/>
+          <w:p>
+            <w:pPr>
+              <w:pStyle w:val="Compact"/>
+              <w:jc w:val="left"/>
+            </w:pPr>
+            <w:r>
+              <w:t xml:space="preserve">And a clear FDA path, because we asked them first.</w:t>
+            </w:r>
+          </w:p>
+        </w:tc>
+        <w:tc>
+          <w:tcPr/>
+          <w:p>
+            <w:pPr>
+              <w:pStyle w:val="Compact"/>
+              <w:jc w:val="left"/>
+            </w:pPr>
+            <w:r>
+              <w:t xml:space="preserve">두 번째 강점과 그 이유를 because로 연결</w:t>
+            </w:r>
+          </w:p>
+        </w:tc>
+      </w:tr>
+      <w:tr>
+        <w:tc>
+          <w:tcPr/>
+          <w:p>
+            <w:pPr>
+              <w:pStyle w:val="Compact"/>
+              <w:jc w:val="left"/>
+            </w:pPr>
+            <w:r>
+              <w:t xml:space="preserve">③ 차별화(비교)</w:t>
+            </w:r>
+          </w:p>
+        </w:tc>
+        <w:tc>
+          <w:tcPr/>
+          <w:p>
+            <w:pPr>
+              <w:pStyle w:val="Compact"/>
+              <w:jc w:val="left"/>
+            </w:pPr>
+            <w:r>
+              <w:t xml:space="preserve">Most companies at our stage don’t have either of those.</w:t>
+            </w:r>
+          </w:p>
+        </w:tc>
+        <w:tc>
+          <w:tcPr/>
+          <w:p>
+            <w:pPr>
+              <w:pStyle w:val="Compact"/>
+              <w:jc w:val="left"/>
+            </w:pPr>
+            <w:r>
+              <w:t xml:space="preserve">시장 평균과 비교해 높은 가치평가의 정당성을 강조</w:t>
+            </w:r>
+          </w:p>
+        </w:tc>
+      </w:tr>
+    </w:tbl>
+    <w:p>
+      <w:pPr>
+        <w:pStyle w:val="BodyText"/>
+      </w:pPr>
+      <w:r>
+        <w:rPr>
+          <w:bCs/>
+          <w:b/>
+        </w:rPr>
+        <w:t xml:space="preserve">활용 패턴:</w:t>
+      </w:r>
+      <w:r>
+        <w:t xml:space="preserve"> </w:t>
+      </w:r>
+      <w:r>
+        <w:t xml:space="preserve">근거 1(숫자) → 근거 2 + because →</w:t>
+      </w:r>
+      <w:r>
+        <w:t xml:space="preserve"> </w:t>
+      </w:r>
+      <w:r>
+        <w:t xml:space="preserve">“</w:t>
+      </w:r>
+      <w:r>
+        <w:t xml:space="preserve">Most companies don’t have…</w:t>
+      </w:r>
+      <w:r>
+        <w:t xml:space="preserve">”</w:t>
+      </w:r>
+      <w:r>
+        <w:t xml:space="preserve"> </w:t>
+      </w:r>
+      <w:r>
+        <w:rPr>
+          <w:bCs/>
+          <w:b/>
+        </w:rPr>
+        <w:t xml:space="preserve">연결 표현:</w:t>
+      </w:r>
+      <w:r>
+        <w:t xml:space="preserve"> </w:t>
+      </w:r>
+      <w:r>
+        <w:t xml:space="preserve">at a fair dose(공정한 조건에서) · because we…(우리가 ~했기 때문에) · either of those(둘 중 어느 것도)</w:t>
+      </w:r>
+      <w:r>
+        <w:t xml:space="preserve"> </w:t>
+      </w:r>
+      <w:r>
+        <w:rPr>
+          <w:bCs/>
+          <w:b/>
+        </w:rPr>
+        <w:t xml:space="preserve">연습:</w:t>
+      </w:r>
+      <w:r>
+        <w:t xml:space="preserve"> </w:t>
+      </w:r>
+      <w:r>
+        <w:t xml:space="preserve">거래처가</w:t>
+      </w:r>
+      <w:r>
+        <w:t xml:space="preserve"> </w:t>
+      </w:r>
+      <w:r>
+        <w:t xml:space="preserve">“</w:t>
+      </w:r>
+      <w:r>
+        <w:t xml:space="preserve">그 가격은 너무 비싸다</w:t>
+      </w:r>
+      <w:r>
+        <w:t xml:space="preserve">”</w:t>
+      </w:r>
+      <w:r>
+        <w:t xml:space="preserve">고 할 때, 강점 두 가지와 비교 한 문장으로 30단어 안팎으로 반박해 보기.</w:t>
+      </w:r>
+    </w:p>
     <w:bookmarkEnd w:id="30"/>
     <w:bookmarkEnd w:id="31"/>
+    <w:bookmarkEnd w:id="32"/>
     <w:sectPr/>
   </w:body>
 </w:document>

--- a/대본/2부/08화_Board_Seat.docx
+++ b/대본/2부/08화_Board_Seat.docx
@@ -2,7 +2,7 @@
 <file path=word/document.xml><?xml version="1.0" encoding="utf-8"?>
 <w:document xmlns:w="http://schemas.openxmlformats.org/wordprocessingml/2006/main" xmlns:m="http://schemas.openxmlformats.org/officeDocument/2006/math" xmlns:r="http://schemas.openxmlformats.org/officeDocument/2006/relationships" xmlns:o="urn:schemas-microsoft-com:office:office" xmlns:v="urn:schemas-microsoft-com:vml" xmlns:w10="urn:schemas-microsoft-com:office:word" xmlns:a="http://schemas.openxmlformats.org/drawingml/2006/main" xmlns:pic="http://schemas.openxmlformats.org/drawingml/2006/picture" xmlns:wp="http://schemas.openxmlformats.org/drawingml/2006/wordprocessingDrawing">
   <w:body>
-    <w:bookmarkStart w:id="32" w:name="ship-it-2부-8화"/>
+    <w:bookmarkStart w:id="38" w:name="ship-it-2부-8화"/>
     <w:p>
       <w:pPr>
         <w:pStyle w:val="Heading1"/>
@@ -118,257 +118,122 @@
     </w:p>
     <w:p>
       <w:pPr>
-        <w:numPr>
-          <w:ilvl w:val="0"/>
-          <w:numId w:val="1001"/>
-        </w:numPr>
+        <w:pStyle w:val="FirstParagraph"/>
       </w:pPr>
       <w:r>
         <w:t xml:space="preserve">DIANE: Before Northgate arrives, I have news. Good news, for once.</w:t>
       </w:r>
-      <w:r>
-        <w:t xml:space="preserve"> </w:t>
-      </w:r>
-      <w:r>
-        <w:t xml:space="preserve">다이앤: 노스게이트가 오기 전에 소식이 있어요. 이번엔 좋은 소식이에요.</w:t>
-      </w:r>
-    </w:p>
-    <w:p>
-      <w:pPr>
-        <w:numPr>
-          <w:ilvl w:val="0"/>
-          <w:numId w:val="1001"/>
-        </w:numPr>
+    </w:p>
+    <w:p>
+      <w:pPr>
+        <w:pStyle w:val="BodyText"/>
       </w:pPr>
       <w:r>
         <w:t xml:space="preserve">PRIYA: Please say it’s about my visa.</w:t>
       </w:r>
-      <w:r>
-        <w:t xml:space="preserve"> </w:t>
-      </w:r>
-      <w:r>
-        <w:t xml:space="preserve">프리야: 제발 비자 얘기라고 해 주세요.</w:t>
-      </w:r>
-    </w:p>
-    <w:p>
-      <w:pPr>
-        <w:numPr>
-          <w:ilvl w:val="0"/>
-          <w:numId w:val="1001"/>
-        </w:numPr>
+    </w:p>
+    <w:p>
+      <w:pPr>
+        <w:pStyle w:val="BodyText"/>
       </w:pPr>
       <w:r>
         <w:t xml:space="preserve">DIANE: Your O-1 was approved this morning, Priya. Three years, and it’s renewable. That means you can stop counting days and focus on the company instead of paperwork.</w:t>
       </w:r>
-      <w:r>
-        <w:t xml:space="preserve"> </w:t>
-      </w:r>
-      <w:r>
-        <w:t xml:space="preserve">다이앤: 오늘 아침에 O-1이 승인됐어요, 프리야. 3년이고, 갱신 가능해요. 이제 날짜를 세는 건 그만하고, 서류 대신 회사에 집중할 수 있다는 뜻이에요.</w:t>
-      </w:r>
-    </w:p>
-    <w:p>
-      <w:pPr>
-        <w:numPr>
-          <w:ilvl w:val="0"/>
-          <w:numId w:val="1001"/>
-        </w:numPr>
+    </w:p>
+    <w:p>
+      <w:pPr>
+        <w:pStyle w:val="BodyText"/>
       </w:pPr>
       <w:r>
         <w:t xml:space="preserve">PRIYA: Approved? Really approved?</w:t>
       </w:r>
-      <w:r>
-        <w:t xml:space="preserve"> </w:t>
-      </w:r>
-      <w:r>
-        <w:t xml:space="preserve">프리야: 승인이요? 정말 승인됐어요?</w:t>
-      </w:r>
-    </w:p>
-    <w:p>
-      <w:pPr>
-        <w:numPr>
-          <w:ilvl w:val="0"/>
-          <w:numId w:val="1001"/>
-        </w:numPr>
+    </w:p>
+    <w:p>
+      <w:pPr>
+        <w:pStyle w:val="BodyText"/>
       </w:pPr>
       <w:r>
         <w:t xml:space="preserve">DIANE: In writing. I’m holding the notice. Extraordinary ability, officially.</w:t>
       </w:r>
-      <w:r>
-        <w:t xml:space="preserve"> </w:t>
-      </w:r>
-      <w:r>
-        <w:t xml:space="preserve">다이앤: 서면으로요. 지금 통지서를 들고 있어요. 공식적으로 탁월한 능력자예요.</w:t>
-      </w:r>
-    </w:p>
-    <w:p>
-      <w:pPr>
-        <w:numPr>
-          <w:ilvl w:val="0"/>
-          <w:numId w:val="1001"/>
-        </w:numPr>
+    </w:p>
+    <w:p>
+      <w:pPr>
+        <w:pStyle w:val="BodyText"/>
       </w:pPr>
       <w:r>
         <w:t xml:space="preserve">ELENA: Priya! I knew those letters would work.</w:t>
       </w:r>
-      <w:r>
-        <w:t xml:space="preserve"> </w:t>
-      </w:r>
-      <w:r>
-        <w:t xml:space="preserve">엘레나: 프리야! 그 추천서들이 통할 줄 알았어요.</w:t>
-      </w:r>
-    </w:p>
-    <w:p>
-      <w:pPr>
-        <w:numPr>
-          <w:ilvl w:val="0"/>
-          <w:numId w:val="1001"/>
-        </w:numPr>
+    </w:p>
+    <w:p>
+      <w:pPr>
+        <w:pStyle w:val="BodyText"/>
       </w:pPr>
       <w:r>
         <w:t xml:space="preserve">PRIYA: Your letter, two professors, and the provisional patent. Thank you all.</w:t>
       </w:r>
-      <w:r>
-        <w:t xml:space="preserve"> </w:t>
-      </w:r>
-      <w:r>
-        <w:t xml:space="preserve">프리야: 선생님 추천서, 교수님 두 분, 그리고 가특허. 모두 감사해요.</w:t>
-      </w:r>
-    </w:p>
-    <w:p>
-      <w:pPr>
-        <w:numPr>
-          <w:ilvl w:val="0"/>
-          <w:numId w:val="1001"/>
-        </w:numPr>
+    </w:p>
+    <w:p>
+      <w:pPr>
+        <w:pStyle w:val="BodyText"/>
       </w:pPr>
       <w:r>
         <w:t xml:space="preserve">NOAH: No more sixty-day clocks. No more waiting rooms.</w:t>
       </w:r>
-      <w:r>
-        <w:t xml:space="preserve"> </w:t>
-      </w:r>
-      <w:r>
-        <w:t xml:space="preserve">노아: 이제 60일 시계는 없어. 대기실도 없고.</w:t>
-      </w:r>
-    </w:p>
-    <w:p>
-      <w:pPr>
-        <w:numPr>
-          <w:ilvl w:val="0"/>
-          <w:numId w:val="1001"/>
-        </w:numPr>
+    </w:p>
+    <w:p>
+      <w:pPr>
+        <w:pStyle w:val="BodyText"/>
       </w:pPr>
       <w:r>
         <w:t xml:space="preserve">MARCUS: Where’s Leo? I thought he was coming.</w:t>
       </w:r>
-      <w:r>
-        <w:t xml:space="preserve"> </w:t>
-      </w:r>
-      <w:r>
-        <w:t xml:space="preserve">마커스: 레오는? 오는 줄 알았는데.</w:t>
-      </w:r>
-    </w:p>
-    <w:p>
-      <w:pPr>
-        <w:numPr>
-          <w:ilvl w:val="0"/>
-          <w:numId w:val="1001"/>
-        </w:numPr>
+    </w:p>
+    <w:p>
+      <w:pPr>
+        <w:pStyle w:val="BodyText"/>
       </w:pPr>
       <w:r>
         <w:t xml:space="preserve">NOAH: Ana had the baby last night. A girl. Mia. Seven pounds.</w:t>
       </w:r>
-      <w:r>
-        <w:t xml:space="preserve"> </w:t>
-      </w:r>
-      <w:r>
-        <w:t xml:space="preserve">노아: 애나가 어젯밤에 출산했어요. 딸이에요. 미아. 7파운드.</w:t>
-      </w:r>
-    </w:p>
-    <w:p>
-      <w:pPr>
-        <w:numPr>
-          <w:ilvl w:val="0"/>
-          <w:numId w:val="1001"/>
-        </w:numPr>
+    </w:p>
+    <w:p>
+      <w:pPr>
+        <w:pStyle w:val="BodyText"/>
       </w:pPr>
       <w:r>
         <w:t xml:space="preserve">ELENA: Oh, wonderful! Everyone healthy?</w:t>
       </w:r>
-      <w:r>
-        <w:t xml:space="preserve"> </w:t>
-      </w:r>
-      <w:r>
-        <w:t xml:space="preserve">엘레나: 어머, 잘됐다! 다들 건강해요?</w:t>
-      </w:r>
-    </w:p>
-    <w:p>
-      <w:pPr>
-        <w:numPr>
-          <w:ilvl w:val="0"/>
-          <w:numId w:val="1001"/>
-        </w:numPr>
+    </w:p>
+    <w:p>
+      <w:pPr>
+        <w:pStyle w:val="BodyText"/>
       </w:pPr>
       <w:r>
         <w:t xml:space="preserve">NOAH: Everyone healthy. And the insurance covered everything. Leo checked twice.</w:t>
       </w:r>
-      <w:r>
-        <w:t xml:space="preserve"> </w:t>
-      </w:r>
-      <w:r>
-        <w:t xml:space="preserve">노아: 다 건강해요. 그리고 보험이 전부 보장했대요. 레오가 두 번 확인했대요.</w:t>
-      </w:r>
-    </w:p>
-    <w:p>
-      <w:pPr>
-        <w:numPr>
-          <w:ilvl w:val="0"/>
-          <w:numId w:val="1001"/>
-        </w:numPr>
+    </w:p>
+    <w:p>
+      <w:pPr>
+        <w:pStyle w:val="BodyText"/>
       </w:pPr>
       <w:r>
         <w:t xml:space="preserve">MARCUS: Good. That’s one promise we kept.</w:t>
       </w:r>
-      <w:r>
-        <w:t xml:space="preserve"> </w:t>
-      </w:r>
-      <w:r>
-        <w:t xml:space="preserve">마커스: 좋네. 우리가 지킨 약속 하나.</w:t>
-      </w:r>
-    </w:p>
-    <w:p>
-      <w:pPr>
-        <w:numPr>
-          <w:ilvl w:val="0"/>
-          <w:numId w:val="1001"/>
-        </w:numPr>
+    </w:p>
+    <w:p>
+      <w:pPr>
+        <w:pStyle w:val="BodyText"/>
       </w:pPr>
       <w:r>
         <w:t xml:space="preserve">DIANE: Okay. Focus. Northgate is in the lobby. Remember the plan.</w:t>
       </w:r>
-      <w:r>
-        <w:t xml:space="preserve"> </w:t>
-      </w:r>
-      <w:r>
-        <w:t xml:space="preserve">다이앤: 자. 집중해요. 노스게이트가 로비에 있어요. 계획 기억하고요.</w:t>
-      </w:r>
-    </w:p>
-    <w:p>
-      <w:pPr>
-        <w:numPr>
-          <w:ilvl w:val="0"/>
-          <w:numId w:val="1001"/>
-        </w:numPr>
+    </w:p>
+    <w:p>
+      <w:pPr>
+        <w:pStyle w:val="BodyText"/>
       </w:pPr>
       <w:r>
         <w:t xml:space="preserve">NOAH: Bad news first. Then negotiate.</w:t>
-      </w:r>
-      <w:r>
-        <w:t xml:space="preserve"> </w:t>
-      </w:r>
-      <w:r>
-        <w:t xml:space="preserve">노아: 나쁜 소식 먼저. 그다음 협상.</w:t>
       </w:r>
     </w:p>
     <w:bookmarkEnd w:id="21"/>
@@ -383,630 +248,300 @@
     </w:p>
     <w:p>
       <w:pPr>
-        <w:numPr>
-          <w:ilvl w:val="0"/>
-          <w:numId w:val="1002"/>
-        </w:numPr>
+        <w:pStyle w:val="FirstParagraph"/>
       </w:pPr>
       <w:r>
         <w:t xml:space="preserve">RICHARD: Morning, everyone. Congratulations on two point seven. Jordan sent me the report.</w:t>
       </w:r>
+    </w:p>
+    <w:p>
+      <w:pPr>
+        <w:pStyle w:val="BodyText"/>
+      </w:pPr>
+      <w:r>
+        <w:t xml:space="preserve">NOAH: Thank you. Before we start, there’s something you need to know.</w:t>
+      </w:r>
+    </w:p>
+    <w:p>
+      <w:pPr>
+        <w:pStyle w:val="BodyText"/>
+      </w:pPr>
+      <w:r>
+        <w:t xml:space="preserve">RICHARD: Bad news first. Elaine warned me you’d do this.</w:t>
+      </w:r>
+    </w:p>
+    <w:p>
+      <w:pPr>
+        <w:pStyle w:val="BodyText"/>
+      </w:pPr>
+      <w:r>
+        <w:t xml:space="preserve">NOAH: The FDA wants more tests before our IDE, which delays it by about three months. I wanted you to hear that from us first, before we talk about any numbers today.</w:t>
+      </w:r>
+    </w:p>
+    <w:p>
+      <w:pPr>
+        <w:pStyle w:val="BodyText"/>
+      </w:pPr>
+      <w:r>
+        <w:t xml:space="preserve">JORDAN: Which tests?</w:t>
+      </w:r>
+    </w:p>
+    <w:p>
+      <w:pPr>
+        <w:pStyle w:val="BodyText"/>
+      </w:pPr>
+      <w:r>
+        <w:t xml:space="preserve">ELENA: Four biocompatibility tests. And six months of animal durability data.</w:t>
+      </w:r>
+    </w:p>
+    <w:p>
+      <w:pPr>
+        <w:pStyle w:val="BodyText"/>
+      </w:pPr>
+      <w:r>
+        <w:t xml:space="preserve">RICHARD: How much more money?</w:t>
+      </w:r>
+    </w:p>
+    <w:p>
+      <w:pPr>
+        <w:pStyle w:val="BodyText"/>
+      </w:pPr>
+      <w:r>
+        <w:t xml:space="preserve">NOAH: About eight hundred thousand dollars. That includes the tests themselves and three extra months of salaries, because the team keeps working while we wait. Marcus can walk you through the details.</w:t>
+      </w:r>
+    </w:p>
+    <w:p>
+      <w:pPr>
+        <w:pStyle w:val="BodyText"/>
+      </w:pPr>
+      <w:r>
+        <w:t xml:space="preserve">RICHARD: Then five million isn’t enough. Raise six.</w:t>
+      </w:r>
+    </w:p>
+    <w:p>
+      <w:pPr>
+        <w:pStyle w:val="BodyText"/>
+      </w:pPr>
+      <w:r>
+        <w:t xml:space="preserve">NOAH: Six? You’d lead six?</w:t>
+      </w:r>
+    </w:p>
+    <w:p>
+      <w:pPr>
+        <w:pStyle w:val="BodyText"/>
+      </w:pPr>
+      <w:r>
+        <w:t xml:space="preserve">RICHARD: I’d rather fund the real plan than a fantasy. If I give you five and you run out early, we both lose. So, six million, and no surprises later.</w:t>
+      </w:r>
+    </w:p>
+    <w:p>
+      <w:pPr>
+        <w:pStyle w:val="BodyText"/>
+      </w:pPr>
+      <w:r>
+        <w:t xml:space="preserve">DIANE: That brings us to valuation. What’s Northgate proposing?</w:t>
+      </w:r>
+    </w:p>
+    <w:p>
+      <w:pPr>
+        <w:pStyle w:val="BodyText"/>
+      </w:pPr>
+      <w:r>
+        <w:t xml:space="preserve">JORDAN: Twelve million pre-money.</w:t>
+      </w:r>
+    </w:p>
+    <w:p>
+      <w:pPr>
+        <w:pStyle w:val="BodyText"/>
+      </w:pPr>
+      <w:r>
+        <w:t xml:space="preserve">NOAH: Pre-money means before your money comes in. Right?</w:t>
+      </w:r>
+    </w:p>
+    <w:p>
+      <w:pPr>
+        <w:pStyle w:val="BodyText"/>
+      </w:pPr>
+      <w:r>
+        <w:t xml:space="preserve">DIANE: Right. Twelve pre, plus six, is eighteen post-money.</w:t>
+      </w:r>
+    </w:p>
+    <w:p>
+      <w:pPr>
+        <w:pStyle w:val="BodyText"/>
+      </w:pPr>
+      <w:r>
+        <w:t xml:space="preserve">PRIYA: So Northgate would own six out of eighteen. A third.</w:t>
+      </w:r>
+    </w:p>
+    <w:p>
+      <w:pPr>
+        <w:pStyle w:val="BodyText"/>
+      </w:pPr>
+      <w:r>
+        <w:t xml:space="preserve">NOAH: A third is a lot. We were thinking twenty million pre.</w:t>
+      </w:r>
+    </w:p>
+    <w:p>
+      <w:pPr>
+        <w:pStyle w:val="BodyText"/>
+      </w:pPr>
+      <w:r>
+        <w:t xml:space="preserve">RICHARD: Twenty? On animal data?</w:t>
+      </w:r>
+    </w:p>
+    <w:p>
+      <w:pPr>
+        <w:pStyle w:val="BodyText"/>
+      </w:pPr>
+      <w:r>
+        <w:t xml:space="preserve">NOAH: Strong animal data, two point seven times faster at a fair dose. And a clear FDA path, because we asked them first. Most companies at our stage don’t have either of those.</w:t>
+      </w:r>
+    </w:p>
+    <w:p>
+      <w:pPr>
+        <w:pStyle w:val="BodyText"/>
+      </w:pPr>
+      <w:r>
+        <w:t xml:space="preserve">RICHARD: The FDA path just got three months longer.</w:t>
+      </w:r>
+    </w:p>
+    <w:p>
+      <w:pPr>
+        <w:pStyle w:val="BodyText"/>
+      </w:pPr>
+      <w:r>
+        <w:t xml:space="preserve">NOAH: Longer, but clearer. We know exactly what they want.</w:t>
+      </w:r>
+    </w:p>
+    <w:p>
+      <w:pPr>
+        <w:pStyle w:val="BodyText"/>
+      </w:pPr>
+      <w:r>
+        <w:t xml:space="preserve">JORDAN: That’s fair. Most companies learn that after a rejection.</w:t>
+      </w:r>
+    </w:p>
+    <w:p>
+      <w:pPr>
+        <w:pStyle w:val="BodyText"/>
+      </w:pPr>
+      <w:r>
+        <w:t xml:space="preserve">ELENA: That’s exactly what I said last week.</w:t>
+      </w:r>
+    </w:p>
+    <w:p>
+      <w:pPr>
+        <w:pStyle w:val="BodyText"/>
+      </w:pPr>
+      <w:r>
+        <w:t xml:space="preserve">RICHARD: I can go to fourteen.</w:t>
+      </w:r>
+    </w:p>
+    <w:p>
+      <w:pPr>
+        <w:pStyle w:val="BodyText"/>
+      </w:pPr>
+      <w:r>
+        <w:t xml:space="preserve">NOAH: Eighteen.</w:t>
+      </w:r>
+    </w:p>
+    <w:p>
+      <w:pPr>
+        <w:pStyle w:val="BodyText"/>
+      </w:pPr>
+      <w:r>
+        <w:t xml:space="preserve">RICHARD: Sixteen. And I want something in return.</w:t>
+      </w:r>
+    </w:p>
+    <w:p>
+      <w:pPr>
+        <w:pStyle w:val="BodyText"/>
+      </w:pPr>
+      <w:r>
+        <w:t xml:space="preserve">DIANE: What’s that?</w:t>
+      </w:r>
+    </w:p>
+    <w:p>
+      <w:pPr>
+        <w:pStyle w:val="BodyText"/>
+      </w:pPr>
+      <w:r>
+        <w:t xml:space="preserve">RICHARD: A board seat. And a bigger option pool.</w:t>
+      </w:r>
+    </w:p>
+    <w:p>
+      <w:pPr>
+        <w:pStyle w:val="BodyText"/>
+      </w:pPr>
+      <w:r>
+        <w:t xml:space="preserve">MARCUS: Option pool. For future employees, right?</w:t>
+      </w:r>
+    </w:p>
+    <w:p>
+      <w:pPr>
+        <w:pStyle w:val="BodyText"/>
+      </w:pPr>
+      <w:r>
+        <w:t xml:space="preserve">RICHARD: Right. You’ll hire twenty people before your Series A, and good people won’t join a startup for salary alone. They need options, and I don’t want you coming back to me for more.</w:t>
+      </w:r>
+    </w:p>
+    <w:p>
+      <w:pPr>
+        <w:pStyle w:val="BodyText"/>
+      </w:pPr>
+      <w:r>
+        <w:t xml:space="preserve">JORDAN: We’d like fifteen percent. Created before our investment.</w:t>
+      </w:r>
+    </w:p>
+    <w:p>
+      <w:pPr>
+        <w:pStyle w:val="BodyText"/>
+      </w:pPr>
+      <w:r>
+        <w:t xml:space="preserve">DIANE: Before your investment. So it comes out of the founders’ shares. Not yours.</w:t>
+      </w:r>
+    </w:p>
+    <w:p>
+      <w:pPr>
+        <w:pStyle w:val="BodyText"/>
+      </w:pPr>
+      <w:r>
+        <w:t xml:space="preserve">PRIYA: Wait. So a bigger pool makes our real valuation lower?</w:t>
+      </w:r>
+    </w:p>
+    <w:p>
+      <w:pPr>
+        <w:pStyle w:val="BodyText"/>
+      </w:pPr>
+      <w:r>
+        <w:t xml:space="preserve">DIANE: Exactly. It’s called the option pool shuffle. A classic move.</w:t>
+      </w:r>
+    </w:p>
+    <w:p>
+      <w:pPr>
+        <w:pStyle w:val="BodyText"/>
+      </w:pPr>
+      <w:r>
+        <w:t xml:space="preserve">RICHARD:</w:t>
+      </w:r>
       <w:r>
         <w:t xml:space="preserve"> </w:t>
       </w:r>
       <w:r>
-        <w:t xml:space="preserve">리처드: 다들 좋은 아침이에요. 2.7배 축하해요. 조던이 보고서를 보냈어요.</w:t>
-      </w:r>
-    </w:p>
-    <w:p>
-      <w:pPr>
-        <w:numPr>
-          <w:ilvl w:val="0"/>
-          <w:numId w:val="1002"/>
-        </w:numPr>
-      </w:pPr>
-      <w:r>
-        <w:t xml:space="preserve">NOAH: Thank you. Before we start, there’s something you need to know.</w:t>
+        <w:t xml:space="preserve">“</w:t>
+      </w:r>
+      <w:r>
+        <w:t xml:space="preserve">Move</w:t>
+      </w:r>
+      <w:r>
+        <w:t xml:space="preserve">”</w:t>
       </w:r>
       <w:r>
         <w:t xml:space="preserve"> </w:t>
       </w:r>
       <w:r>
-        <w:t xml:space="preserve">노아: 감사합니다. 시작하기 전에 알아 두셔야 할 게 있어요.</w:t>
-      </w:r>
-    </w:p>
-    <w:p>
-      <w:pPr>
-        <w:numPr>
-          <w:ilvl w:val="0"/>
-          <w:numId w:val="1002"/>
-        </w:numPr>
-      </w:pPr>
-      <w:r>
-        <w:t xml:space="preserve">RICHARD: Bad news first. Elaine warned me you’d do this.</w:t>
-      </w:r>
-      <w:r>
-        <w:t xml:space="preserve"> </w:t>
-      </w:r>
-      <w:r>
-        <w:t xml:space="preserve">리처드: 나쁜 소식 먼저군요. 일레인이 당신이 그럴 거라고 경고했어요.</w:t>
-      </w:r>
-    </w:p>
-    <w:p>
-      <w:pPr>
-        <w:numPr>
-          <w:ilvl w:val="0"/>
-          <w:numId w:val="1002"/>
-        </w:numPr>
-      </w:pPr>
-      <w:r>
-        <w:t xml:space="preserve">NOAH: The FDA wants more tests before our IDE, which delays it by about three months. I wanted you to hear that from us first, before we talk about any numbers today.</w:t>
-      </w:r>
-      <w:r>
-        <w:t xml:space="preserve"> </w:t>
-      </w:r>
-      <w:r>
-        <w:t xml:space="preserve">노아: FDA가 IDE 전에 시험을 더 원해요. 그래서 3개월 정도 지연돼요. 오늘 숫자 얘기를 하기 전에, 저희한테서 먼저 들으셨으면 했어요.</w:t>
-      </w:r>
-    </w:p>
-    <w:p>
-      <w:pPr>
-        <w:numPr>
-          <w:ilvl w:val="0"/>
-          <w:numId w:val="1002"/>
-        </w:numPr>
-      </w:pPr>
-      <w:r>
-        <w:t xml:space="preserve">JORDAN: Which tests?</w:t>
-      </w:r>
-      <w:r>
-        <w:t xml:space="preserve"> </w:t>
-      </w:r>
-      <w:r>
-        <w:t xml:space="preserve">조던: 어떤 시험이요?</w:t>
-      </w:r>
-    </w:p>
-    <w:p>
-      <w:pPr>
-        <w:numPr>
-          <w:ilvl w:val="0"/>
-          <w:numId w:val="1002"/>
-        </w:numPr>
-      </w:pPr>
-      <w:r>
-        <w:t xml:space="preserve">ELENA: Four biocompatibility tests. And six months of animal durability data.</w:t>
-      </w:r>
-      <w:r>
-        <w:t xml:space="preserve"> </w:t>
-      </w:r>
-      <w:r>
-        <w:t xml:space="preserve">엘레나: 생체적합성 시험 네 가지. 그리고 동물 지속력 데이터 6개월.</w:t>
-      </w:r>
-    </w:p>
-    <w:p>
-      <w:pPr>
-        <w:numPr>
-          <w:ilvl w:val="0"/>
-          <w:numId w:val="1002"/>
-        </w:numPr>
-      </w:pPr>
-      <w:r>
-        <w:t xml:space="preserve">RICHARD: How much more money?</w:t>
-      </w:r>
-      <w:r>
-        <w:t xml:space="preserve"> </w:t>
-      </w:r>
-      <w:r>
-        <w:t xml:space="preserve">리처드: 돈은 얼마나 더 들어요?</w:t>
-      </w:r>
-    </w:p>
-    <w:p>
-      <w:pPr>
-        <w:numPr>
-          <w:ilvl w:val="0"/>
-          <w:numId w:val="1002"/>
-        </w:numPr>
-      </w:pPr>
-      <w:r>
-        <w:t xml:space="preserve">NOAH: About eight hundred thousand dollars. That includes the tests themselves and three extra months of salaries, because the team keeps working while we wait. Marcus can walk you through the details.</w:t>
-      </w:r>
-      <w:r>
-        <w:t xml:space="preserve"> </w:t>
-      </w:r>
-      <w:r>
-        <w:t xml:space="preserve">노아: 약 80만 달러요. 시험 비용 자체에, 기다리는 동안에도 팀은 계속 일하니까 3개월 치 추가 급여까지 포함해서요. 세부 내용은 마커스가 설명드릴 수 있어요.</w:t>
-      </w:r>
-    </w:p>
-    <w:p>
-      <w:pPr>
-        <w:numPr>
-          <w:ilvl w:val="0"/>
-          <w:numId w:val="1002"/>
-        </w:numPr>
-      </w:pPr>
-      <w:r>
-        <w:t xml:space="preserve">RICHARD: Then five million isn’t enough. Raise six.</w:t>
-      </w:r>
-      <w:r>
-        <w:t xml:space="preserve"> </w:t>
-      </w:r>
-      <w:r>
-        <w:t xml:space="preserve">리처드: 그럼 500만으론 부족하네요. 600만을 모아요.</w:t>
-      </w:r>
-    </w:p>
-    <w:p>
-      <w:pPr>
-        <w:numPr>
-          <w:ilvl w:val="0"/>
-          <w:numId w:val="1002"/>
-        </w:numPr>
-      </w:pPr>
-      <w:r>
-        <w:t xml:space="preserve">NOAH: Six? You’d lead six?</w:t>
-      </w:r>
-      <w:r>
-        <w:t xml:space="preserve"> </w:t>
-      </w:r>
-      <w:r>
-        <w:t xml:space="preserve">노아: 600만이요? 600만을 리드하시겠다고요?</w:t>
-      </w:r>
-    </w:p>
-    <w:p>
-      <w:pPr>
-        <w:numPr>
-          <w:ilvl w:val="0"/>
-          <w:numId w:val="1002"/>
-        </w:numPr>
-      </w:pPr>
-      <w:r>
-        <w:t xml:space="preserve">RICHARD: I’d rather fund the real plan than a fantasy. If I give you five and you run out early, we both lose. So, six million, and no surprises later.</w:t>
-      </w:r>
-      <w:r>
-        <w:t xml:space="preserve"> </w:t>
-      </w:r>
-      <w:r>
-        <w:t xml:space="preserve">리처드: 환상보다 진짜 계획에 투자하는 게 낫죠. 500만을 줬는데 돈이 일찍 떨어지면 우리 둘 다 손해예요. 그러니까 600만. 그리고 나중에 깜짝 놀랄 일은 없기로 해요.</w:t>
-      </w:r>
-    </w:p>
-    <w:p>
-      <w:pPr>
-        <w:numPr>
-          <w:ilvl w:val="0"/>
-          <w:numId w:val="1002"/>
-        </w:numPr>
-      </w:pPr>
-      <w:r>
-        <w:t xml:space="preserve">DIANE: That brings us to valuation. What’s Northgate proposing?</w:t>
-      </w:r>
-      <w:r>
-        <w:t xml:space="preserve"> </w:t>
-      </w:r>
-      <w:r>
-        <w:t xml:space="preserve">다이앤: 그럼 가치평가 얘기로 가죠. 노스게이트의 제안은 뭐예요?</w:t>
-      </w:r>
-    </w:p>
-    <w:p>
-      <w:pPr>
-        <w:numPr>
-          <w:ilvl w:val="0"/>
-          <w:numId w:val="1002"/>
-        </w:numPr>
-      </w:pPr>
-      <w:r>
-        <w:t xml:space="preserve">JORDAN: Twelve million pre-money.</w:t>
-      </w:r>
-      <w:r>
-        <w:t xml:space="preserve"> </w:t>
-      </w:r>
-      <w:r>
-        <w:t xml:space="preserve">조던: 프리머니 1,200만 달러요.</w:t>
-      </w:r>
-    </w:p>
-    <w:p>
-      <w:pPr>
-        <w:numPr>
-          <w:ilvl w:val="0"/>
-          <w:numId w:val="1002"/>
-        </w:numPr>
-      </w:pPr>
-      <w:r>
-        <w:t xml:space="preserve">NOAH: Pre-money means before your money comes in. Right?</w:t>
-      </w:r>
-      <w:r>
-        <w:t xml:space="preserve"> </w:t>
-      </w:r>
-      <w:r>
-        <w:t xml:space="preserve">노아: 프리머니는 투자금이 들어오기 전 가치라는 거죠?</w:t>
-      </w:r>
-    </w:p>
-    <w:p>
-      <w:pPr>
-        <w:numPr>
-          <w:ilvl w:val="0"/>
-          <w:numId w:val="1002"/>
-        </w:numPr>
-      </w:pPr>
-      <w:r>
-        <w:t xml:space="preserve">DIANE: Right. Twelve pre, plus six, is eighteen post-money.</w:t>
-      </w:r>
-      <w:r>
-        <w:t xml:space="preserve"> </w:t>
-      </w:r>
-      <w:r>
-        <w:t xml:space="preserve">다이앤: 맞아요. 프리 1,200에 600을 더하면 포스트머니 1,800이에요.</w:t>
-      </w:r>
-    </w:p>
-    <w:p>
-      <w:pPr>
-        <w:numPr>
-          <w:ilvl w:val="0"/>
-          <w:numId w:val="1002"/>
-        </w:numPr>
-      </w:pPr>
-      <w:r>
-        <w:t xml:space="preserve">PRIYA: So Northgate would own six out of eighteen. A third.</w:t>
-      </w:r>
-      <w:r>
-        <w:t xml:space="preserve"> </w:t>
-      </w:r>
-      <w:r>
-        <w:t xml:space="preserve">프리야: 그럼 노스게이트가 1,800 중 600. 3분의 1을 갖게 되네요.</w:t>
-      </w:r>
-    </w:p>
-    <w:p>
-      <w:pPr>
-        <w:numPr>
-          <w:ilvl w:val="0"/>
-          <w:numId w:val="1002"/>
-        </w:numPr>
-      </w:pPr>
-      <w:r>
-        <w:t xml:space="preserve">NOAH: A third is a lot. We were thinking twenty million pre.</w:t>
-      </w:r>
-      <w:r>
-        <w:t xml:space="preserve"> </w:t>
-      </w:r>
-      <w:r>
-        <w:t xml:space="preserve">노아: 3분의 1은 많아요. 저희는 프리 2,000만을 생각했어요.</w:t>
-      </w:r>
-    </w:p>
-    <w:p>
-      <w:pPr>
-        <w:numPr>
-          <w:ilvl w:val="0"/>
-          <w:numId w:val="1002"/>
-        </w:numPr>
-      </w:pPr>
-      <w:r>
-        <w:t xml:space="preserve">RICHARD: Twenty? On animal data?</w:t>
-      </w:r>
-      <w:r>
-        <w:t xml:space="preserve"> </w:t>
-      </w:r>
-      <w:r>
-        <w:t xml:space="preserve">리처드: 2,000만이요? 동물 데이터로?</w:t>
-      </w:r>
-    </w:p>
-    <w:p>
-      <w:pPr>
-        <w:numPr>
-          <w:ilvl w:val="0"/>
-          <w:numId w:val="1002"/>
-        </w:numPr>
-      </w:pPr>
-      <w:r>
-        <w:t xml:space="preserve">NOAH: Strong animal data, two point seven times faster at a fair dose. And a clear FDA path, because we asked them first. Most companies at our stage don’t have either of those.</w:t>
-      </w:r>
-      <w:r>
-        <w:t xml:space="preserve"> </w:t>
-      </w:r>
-      <w:r>
-        <w:t xml:space="preserve">노아: 강력한 동물 데이터요. 공정한 용량에서 2.7배 빨랐어요. 그리고 명확한 FDA 경로. 먼저 물어봤으니까요. 저희 단계의 회사 대부분은 둘 중 하나도 없어요.</w:t>
-      </w:r>
-    </w:p>
-    <w:p>
-      <w:pPr>
-        <w:numPr>
-          <w:ilvl w:val="0"/>
-          <w:numId w:val="1002"/>
-        </w:numPr>
-      </w:pPr>
-      <w:r>
-        <w:t xml:space="preserve">RICHARD: The FDA path just got three months longer.</w:t>
-      </w:r>
-      <w:r>
-        <w:t xml:space="preserve"> </w:t>
-      </w:r>
-      <w:r>
-        <w:t xml:space="preserve">리처드: FDA 경로가 방금 3개월 늘어났잖아요.</w:t>
-      </w:r>
-    </w:p>
-    <w:p>
-      <w:pPr>
-        <w:numPr>
-          <w:ilvl w:val="0"/>
-          <w:numId w:val="1002"/>
-        </w:numPr>
-      </w:pPr>
-      <w:r>
-        <w:t xml:space="preserve">NOAH: Longer, but clearer. We know exactly what they want.</w:t>
-      </w:r>
-      <w:r>
-        <w:t xml:space="preserve"> </w:t>
-      </w:r>
-      <w:r>
-        <w:t xml:space="preserve">노아: 더 길어졌지만 더 명확해졌어요. 그들이 뭘 원하는지 정확히 알아요.</w:t>
-      </w:r>
-    </w:p>
-    <w:p>
-      <w:pPr>
-        <w:numPr>
-          <w:ilvl w:val="0"/>
-          <w:numId w:val="1002"/>
-        </w:numPr>
-      </w:pPr>
-      <w:r>
-        <w:t xml:space="preserve">JORDAN: That’s fair. Most companies learn that after a rejection.</w:t>
-      </w:r>
-      <w:r>
-        <w:t xml:space="preserve"> </w:t>
-      </w:r>
-      <w:r>
-        <w:t xml:space="preserve">조던: 일리 있네요. 대부분의 회사는 거절당한 뒤에야 알죠.</w:t>
-      </w:r>
-    </w:p>
-    <w:p>
-      <w:pPr>
-        <w:numPr>
-          <w:ilvl w:val="0"/>
-          <w:numId w:val="1002"/>
-        </w:numPr>
-      </w:pPr>
-      <w:r>
-        <w:t xml:space="preserve">ELENA: That’s exactly what I said last week.</w:t>
-      </w:r>
-      <w:r>
-        <w:t xml:space="preserve"> </w:t>
-      </w:r>
-      <w:r>
-        <w:t xml:space="preserve">엘레나: 내가 지난주에 딱 그 말을 했어요.</w:t>
-      </w:r>
-    </w:p>
-    <w:p>
-      <w:pPr>
-        <w:numPr>
-          <w:ilvl w:val="0"/>
-          <w:numId w:val="1002"/>
-        </w:numPr>
-      </w:pPr>
-      <w:r>
-        <w:t xml:space="preserve">RICHARD: I can go to fourteen.</w:t>
-      </w:r>
-      <w:r>
-        <w:t xml:space="preserve"> </w:t>
-      </w:r>
-      <w:r>
-        <w:t xml:space="preserve">리처드: 1,400까지는 갈 수 있어요.</w:t>
-      </w:r>
-    </w:p>
-    <w:p>
-      <w:pPr>
-        <w:numPr>
-          <w:ilvl w:val="0"/>
-          <w:numId w:val="1002"/>
-        </w:numPr>
-      </w:pPr>
-      <w:r>
-        <w:t xml:space="preserve">NOAH: Eighteen.</w:t>
-      </w:r>
-      <w:r>
-        <w:t xml:space="preserve"> </w:t>
-      </w:r>
-      <w:r>
-        <w:t xml:space="preserve">노아: 1,800.</w:t>
-      </w:r>
-    </w:p>
-    <w:p>
-      <w:pPr>
-        <w:numPr>
-          <w:ilvl w:val="0"/>
-          <w:numId w:val="1002"/>
-        </w:numPr>
-      </w:pPr>
-      <w:r>
-        <w:t xml:space="preserve">RICHARD: Sixteen. And I want something in return.</w:t>
-      </w:r>
-      <w:r>
-        <w:t xml:space="preserve"> </w:t>
-      </w:r>
-      <w:r>
-        <w:t xml:space="preserve">리처드: 1,600. 대신 받고 싶은 게 있어요.</w:t>
-      </w:r>
-    </w:p>
-    <w:p>
-      <w:pPr>
-        <w:numPr>
-          <w:ilvl w:val="0"/>
-          <w:numId w:val="1002"/>
-        </w:numPr>
-      </w:pPr>
-      <w:r>
-        <w:t xml:space="preserve">DIANE: What’s that?</w:t>
-      </w:r>
-      <w:r>
-        <w:t xml:space="preserve"> </w:t>
-      </w:r>
-      <w:r>
-        <w:t xml:space="preserve">다이앤: 그게 뭐죠?</w:t>
-      </w:r>
-    </w:p>
-    <w:p>
-      <w:pPr>
-        <w:numPr>
-          <w:ilvl w:val="0"/>
-          <w:numId w:val="1002"/>
-        </w:numPr>
-      </w:pPr>
-      <w:r>
-        <w:t xml:space="preserve">RICHARD: A board seat. And a bigger option pool.</w:t>
-      </w:r>
-      <w:r>
-        <w:t xml:space="preserve"> </w:t>
-      </w:r>
-      <w:r>
-        <w:t xml:space="preserve">리처드: 이사회 의석 하나. 그리고 더 큰 옵션 풀.</w:t>
-      </w:r>
-    </w:p>
-    <w:p>
-      <w:pPr>
-        <w:numPr>
-          <w:ilvl w:val="0"/>
-          <w:numId w:val="1002"/>
-        </w:numPr>
-      </w:pPr>
-      <w:r>
-        <w:t xml:space="preserve">MARCUS: Option pool. For future employees, right?</w:t>
-      </w:r>
-      <w:r>
-        <w:t xml:space="preserve"> </w:t>
-      </w:r>
-      <w:r>
-        <w:t xml:space="preserve">마커스: 옵션 풀. 미래 직원들을 위한 거 맞죠?</w:t>
-      </w:r>
-    </w:p>
-    <w:p>
-      <w:pPr>
-        <w:numPr>
-          <w:ilvl w:val="0"/>
-          <w:numId w:val="1002"/>
-        </w:numPr>
-      </w:pPr>
-      <w:r>
-        <w:t xml:space="preserve">RICHARD: Right. You’ll hire twenty people before your Series A, and good people won’t join a startup for salary alone. They need options, and I don’t want you coming back to me for more.</w:t>
-      </w:r>
-      <w:r>
-        <w:t xml:space="preserve"> </w:t>
-      </w:r>
-      <w:r>
-        <w:t xml:space="preserve">리처드: 맞아요. 시리즈 A 전에 스무 명은 뽑을 거고, 좋은 사람들은 월급만 보고 스타트업에 오지 않아요. 그 사람들한테 옵션이 필요하고, 나중에 더 달라고 다시 오는 건 원치 않아요.</w:t>
-      </w:r>
-    </w:p>
-    <w:p>
-      <w:pPr>
-        <w:numPr>
-          <w:ilvl w:val="0"/>
-          <w:numId w:val="1002"/>
-        </w:numPr>
-      </w:pPr>
-      <w:r>
-        <w:t xml:space="preserve">JORDAN: We’d like fifteen percent. Created before our investment.</w:t>
-      </w:r>
-      <w:r>
-        <w:t xml:space="preserve"> </w:t>
-      </w:r>
-      <w:r>
-        <w:t xml:space="preserve">조던: 15퍼센트를 원해요. 저희 투자 전에 만드는 걸로요.</w:t>
-      </w:r>
-    </w:p>
-    <w:p>
-      <w:pPr>
-        <w:numPr>
-          <w:ilvl w:val="0"/>
-          <w:numId w:val="1002"/>
-        </w:numPr>
-      </w:pPr>
-      <w:r>
-        <w:t xml:space="preserve">DIANE: Before your investment. So it comes out of the founders’ shares. Not yours.</w:t>
-      </w:r>
-      <w:r>
-        <w:t xml:space="preserve"> </w:t>
-      </w:r>
-      <w:r>
-        <w:t xml:space="preserve">다이앤: 투자 전에라. 그러니까 창업자 지분에서 나온다는 거네요. 그쪽 지분이 아니라.</w:t>
-      </w:r>
-    </w:p>
-    <w:p>
-      <w:pPr>
-        <w:numPr>
-          <w:ilvl w:val="0"/>
-          <w:numId w:val="1002"/>
-        </w:numPr>
-      </w:pPr>
-      <w:r>
-        <w:t xml:space="preserve">PRIYA: Wait. So a bigger pool makes our real valuation lower?</w:t>
-      </w:r>
-      <w:r>
-        <w:t xml:space="preserve"> </w:t>
-      </w:r>
-      <w:r>
-        <w:t xml:space="preserve">프리야: 잠깐요. 그러니까 풀이 커지면 우리의 실질 가치평가가 낮아진다는 거예요?</w:t>
-      </w:r>
-    </w:p>
-    <w:p>
-      <w:pPr>
-        <w:numPr>
-          <w:ilvl w:val="0"/>
-          <w:numId w:val="1002"/>
-        </w:numPr>
-      </w:pPr>
-      <w:r>
-        <w:t xml:space="preserve">DIANE: Exactly. It’s called the option pool shuffle. A classic move.</w:t>
-      </w:r>
-      <w:r>
-        <w:t xml:space="preserve"> </w:t>
-      </w:r>
-      <w:r>
-        <w:t xml:space="preserve">다이앤: 바로 그거예요. 옵션 풀 셔플이라고 해요. 고전적인 수법이죠.</w:t>
-      </w:r>
-    </w:p>
-    <w:p>
-      <w:pPr>
-        <w:numPr>
-          <w:ilvl w:val="0"/>
-          <w:numId w:val="1002"/>
-        </w:numPr>
-      </w:pPr>
-      <w:r>
-        <w:t xml:space="preserve">RICHARD:</w:t>
-      </w:r>
-      <w:r>
-        <w:t xml:space="preserve"> </w:t>
-      </w:r>
-      <w:r>
-        <w:t xml:space="preserve">“</w:t>
-      </w:r>
-      <w:r>
-        <w:t xml:space="preserve">Move</w:t>
-      </w:r>
-      <w:r>
-        <w:t xml:space="preserve">”</w:t>
-      </w:r>
-      <w:r>
-        <w:t xml:space="preserve"> </w:t>
-      </w:r>
-      <w:r>
         <w:t xml:space="preserve">is a strong word, Diane. It’s market standard.</w:t>
-      </w:r>
-      <w:r>
-        <w:t xml:space="preserve"> </w:t>
-      </w:r>
-      <w:r>
-        <w:t xml:space="preserve">리처드:</w:t>
-      </w:r>
-      <w:r>
-        <w:t xml:space="preserve"> </w:t>
-      </w:r>
-      <w:r>
-        <w:t xml:space="preserve">“</w:t>
-      </w:r>
-      <w:r>
-        <w:t xml:space="preserve">수법</w:t>
-      </w:r>
-      <w:r>
-        <w:t xml:space="preserve">”</w:t>
-      </w:r>
-      <w:r>
-        <w:t xml:space="preserve">은 좀 센 단어네요, 다이앤. 시장 표준이에요.</w:t>
       </w:r>
     </w:p>
     <w:bookmarkEnd w:id="22"/>
@@ -1021,512 +556,242 @@
     </w:p>
     <w:p>
       <w:pPr>
-        <w:numPr>
-          <w:ilvl w:val="0"/>
-          <w:numId w:val="1003"/>
-        </w:numPr>
+        <w:pStyle w:val="FirstParagraph"/>
       </w:pPr>
       <w:r>
         <w:t xml:space="preserve">DIANE: Market standard is ten to fifteen. We’d like to push back on fifteen.</w:t>
       </w:r>
-      <w:r>
-        <w:t xml:space="preserve"> </w:t>
-      </w:r>
-      <w:r>
-        <w:t xml:space="preserve">다이앤: 시장 표준은 10에서 15예요. 15는 반박하고 싶네요.</w:t>
-      </w:r>
-    </w:p>
-    <w:p>
-      <w:pPr>
-        <w:numPr>
-          <w:ilvl w:val="0"/>
-          <w:numId w:val="1003"/>
-        </w:numPr>
+    </w:p>
+    <w:p>
+      <w:pPr>
+        <w:pStyle w:val="BodyText"/>
       </w:pPr>
       <w:r>
         <w:t xml:space="preserve">RICHARD: What’s your number?</w:t>
       </w:r>
-      <w:r>
-        <w:t xml:space="preserve"> </w:t>
-      </w:r>
-      <w:r>
-        <w:t xml:space="preserve">리처드: 그쪽 숫자는요?</w:t>
-      </w:r>
-    </w:p>
-    <w:p>
-      <w:pPr>
-        <w:numPr>
-          <w:ilvl w:val="0"/>
-          <w:numId w:val="1003"/>
-        </w:numPr>
+    </w:p>
+    <w:p>
+      <w:pPr>
+        <w:pStyle w:val="BodyText"/>
       </w:pPr>
       <w:r>
         <w:t xml:space="preserve">DIANE: Ten. Based on a real hiring plan. Marcus has it.</w:t>
       </w:r>
-      <w:r>
-        <w:t xml:space="preserve"> </w:t>
-      </w:r>
-      <w:r>
-        <w:t xml:space="preserve">다이앤: 10이요. 실제 채용 계획에 근거해서요. 마커스가 갖고 있어요.</w:t>
-      </w:r>
-    </w:p>
-    <w:p>
-      <w:pPr>
-        <w:numPr>
-          <w:ilvl w:val="0"/>
-          <w:numId w:val="1003"/>
-        </w:numPr>
+    </w:p>
+    <w:p>
+      <w:pPr>
+        <w:pStyle w:val="BodyText"/>
       </w:pPr>
       <w:r>
         <w:t xml:space="preserve">MARCUS: Eighteen hires before Series A, based on our actual plan, not a guess. The average grant is half a percent. Eighteen times half a percent is nine percent.</w:t>
       </w:r>
-      <w:r>
-        <w:t xml:space="preserve"> </w:t>
-      </w:r>
-      <w:r>
-        <w:t xml:space="preserve">마커스: 시리즈 A 전 채용 18명. 추측이 아니라 실제 계획 기준이에요. 평균 부여는 0.5퍼센트. 18명 곱하기 0.5퍼센트면 9퍼센트예요.</w:t>
-      </w:r>
-    </w:p>
-    <w:p>
-      <w:pPr>
-        <w:numPr>
-          <w:ilvl w:val="0"/>
-          <w:numId w:val="1003"/>
-        </w:numPr>
+    </w:p>
+    <w:p>
+      <w:pPr>
+        <w:pStyle w:val="BodyText"/>
       </w:pPr>
       <w:r>
         <w:t xml:space="preserve">JORDAN: Nine, plus a buffer. Ten makes sense.</w:t>
       </w:r>
-      <w:r>
-        <w:t xml:space="preserve"> </w:t>
-      </w:r>
-      <w:r>
-        <w:t xml:space="preserve">조던: 9에 여유분 더하면. 10이 맞네요.</w:t>
-      </w:r>
-    </w:p>
-    <w:p>
-      <w:pPr>
-        <w:numPr>
-          <w:ilvl w:val="0"/>
-          <w:numId w:val="1003"/>
-        </w:numPr>
+    </w:p>
+    <w:p>
+      <w:pPr>
+        <w:pStyle w:val="BodyText"/>
       </w:pPr>
       <w:r>
         <w:t xml:space="preserve">RICHARD: Jordan, whose side are you on?</w:t>
       </w:r>
-      <w:r>
-        <w:t xml:space="preserve"> </w:t>
-      </w:r>
-      <w:r>
-        <w:t xml:space="preserve">리처드: 조던, 당신은 누구 편이에요?</w:t>
-      </w:r>
-    </w:p>
-    <w:p>
-      <w:pPr>
-        <w:numPr>
-          <w:ilvl w:val="0"/>
-          <w:numId w:val="1003"/>
-        </w:numPr>
+    </w:p>
+    <w:p>
+      <w:pPr>
+        <w:pStyle w:val="BodyText"/>
       </w:pPr>
       <w:r>
         <w:t xml:space="preserve">JORDAN: The side of the spreadsheet. Sorry, Richard.</w:t>
       </w:r>
-      <w:r>
-        <w:t xml:space="preserve"> </w:t>
-      </w:r>
-      <w:r>
-        <w:t xml:space="preserve">조던: 스프레드시트 편이요. 죄송해요, 리처드.</w:t>
-      </w:r>
-    </w:p>
-    <w:p>
-      <w:pPr>
-        <w:numPr>
-          <w:ilvl w:val="0"/>
-          <w:numId w:val="1003"/>
-        </w:numPr>
+    </w:p>
+    <w:p>
+      <w:pPr>
+        <w:pStyle w:val="BodyText"/>
       </w:pPr>
       <w:r>
         <w:t xml:space="preserve">PRIYA: I like Jordan.</w:t>
       </w:r>
-      <w:r>
-        <w:t xml:space="preserve"> </w:t>
-      </w:r>
-      <w:r>
-        <w:t xml:space="preserve">프리야: 조던 마음에 들어요.</w:t>
-      </w:r>
-    </w:p>
-    <w:p>
-      <w:pPr>
-        <w:numPr>
-          <w:ilvl w:val="0"/>
-          <w:numId w:val="1003"/>
-        </w:numPr>
+    </w:p>
+    <w:p>
+      <w:pPr>
+        <w:pStyle w:val="BodyText"/>
       </w:pPr>
       <w:r>
         <w:t xml:space="preserve">RICHARD: Fine. Ten percent. Now the board.</w:t>
       </w:r>
-      <w:r>
-        <w:t xml:space="preserve"> </w:t>
-      </w:r>
-      <w:r>
-        <w:t xml:space="preserve">리처드: 좋아요. 10퍼센트. 이제 이사회.</w:t>
-      </w:r>
-    </w:p>
-    <w:p>
-      <w:pPr>
-        <w:numPr>
-          <w:ilvl w:val="0"/>
-          <w:numId w:val="1003"/>
-        </w:numPr>
+    </w:p>
+    <w:p>
+      <w:pPr>
+        <w:pStyle w:val="BodyText"/>
       </w:pPr>
       <w:r>
         <w:t xml:space="preserve">NOAH: Right now, our board is just Priya and me.</w:t>
       </w:r>
-      <w:r>
-        <w:t xml:space="preserve"> </w:t>
-      </w:r>
-      <w:r>
-        <w:t xml:space="preserve">노아: 지금 저희 이사회는 프리야랑 저뿐이에요.</w:t>
-      </w:r>
-    </w:p>
-    <w:p>
-      <w:pPr>
-        <w:numPr>
-          <w:ilvl w:val="0"/>
-          <w:numId w:val="1003"/>
-        </w:numPr>
+    </w:p>
+    <w:p>
+      <w:pPr>
+        <w:pStyle w:val="BodyText"/>
       </w:pPr>
       <w:r>
         <w:t xml:space="preserve">RICHARD: I’d join. That makes three. Founders still control it.</w:t>
       </w:r>
-      <w:r>
-        <w:t xml:space="preserve"> </w:t>
-      </w:r>
-      <w:r>
-        <w:t xml:space="preserve">리처드: 내가 들어가면 세 명이에요. 여전히 창업자가 과반이죠.</w:t>
-      </w:r>
-    </w:p>
-    <w:p>
-      <w:pPr>
-        <w:numPr>
-          <w:ilvl w:val="0"/>
-          <w:numId w:val="1003"/>
-        </w:numPr>
+    </w:p>
+    <w:p>
+      <w:pPr>
+        <w:pStyle w:val="BodyText"/>
       </w:pPr>
       <w:r>
         <w:t xml:space="preserve">DIANE: For now. What about future rounds?</w:t>
       </w:r>
-      <w:r>
-        <w:t xml:space="preserve"> </w:t>
-      </w:r>
-      <w:r>
-        <w:t xml:space="preserve">다이앤: 당분간은요. 이후 라운드는요?</w:t>
-      </w:r>
-    </w:p>
-    <w:p>
-      <w:pPr>
-        <w:numPr>
-          <w:ilvl w:val="0"/>
-          <w:numId w:val="1003"/>
-        </w:numPr>
+    </w:p>
+    <w:p>
+      <w:pPr>
+        <w:pStyle w:val="BodyText"/>
       </w:pPr>
       <w:r>
         <w:t xml:space="preserve">RICHARD: The Series A lead will want a seat too. That’s how it always works, because big investors want a voice. Then it’s two founders and two investors, two and two.</w:t>
       </w:r>
-      <w:r>
-        <w:t xml:space="preserve"> </w:t>
-      </w:r>
-      <w:r>
-        <w:t xml:space="preserve">리처드: 시리즈 A 리드 투자자도 한 자리를 원할 거예요. 늘 그래요. 큰 투자자는 발언권을 원하니까요. 그럼 창업자 둘, 투자자 둘, 2 대 2가 되죠.</w:t>
-      </w:r>
-    </w:p>
-    <w:p>
-      <w:pPr>
-        <w:numPr>
-          <w:ilvl w:val="0"/>
-          <w:numId w:val="1003"/>
-        </w:numPr>
+    </w:p>
+    <w:p>
+      <w:pPr>
+        <w:pStyle w:val="BodyText"/>
       </w:pPr>
       <w:r>
         <w:t xml:space="preserve">DIANE: Then we add an independent director. Someone both sides agree on.</w:t>
       </w:r>
-      <w:r>
-        <w:t xml:space="preserve"> </w:t>
-      </w:r>
-      <w:r>
-        <w:t xml:space="preserve">다이앤: 그럼 독립 이사를 추가하죠. 양쪽이 동의하는 사람으로요.</w:t>
-      </w:r>
-    </w:p>
-    <w:p>
-      <w:pPr>
-        <w:numPr>
-          <w:ilvl w:val="0"/>
-          <w:numId w:val="1003"/>
-        </w:numPr>
+    </w:p>
+    <w:p>
+      <w:pPr>
+        <w:pStyle w:val="BodyText"/>
       </w:pPr>
       <w:r>
         <w:t xml:space="preserve">NOAH: Five seats. Two founders, two investors, one independent.</w:t>
       </w:r>
-      <w:r>
-        <w:t xml:space="preserve"> </w:t>
-      </w:r>
-      <w:r>
-        <w:t xml:space="preserve">노아: 다섯 자리. 창업자 둘, 투자자 둘, 독립 이사 하나.</w:t>
-      </w:r>
-    </w:p>
-    <w:p>
-      <w:pPr>
-        <w:numPr>
-          <w:ilvl w:val="0"/>
-          <w:numId w:val="1003"/>
-        </w:numPr>
+    </w:p>
+    <w:p>
+      <w:pPr>
+        <w:pStyle w:val="BodyText"/>
       </w:pPr>
       <w:r>
         <w:t xml:space="preserve">RICHARD: That’s standard. I can live with that.</w:t>
       </w:r>
-      <w:r>
-        <w:t xml:space="preserve"> </w:t>
-      </w:r>
-      <w:r>
-        <w:t xml:space="preserve">리처드: 그게 표준이에요. 받아들일 수 있어요.</w:t>
-      </w:r>
-    </w:p>
-    <w:p>
-      <w:pPr>
-        <w:numPr>
-          <w:ilvl w:val="0"/>
-          <w:numId w:val="1003"/>
-        </w:numPr>
+    </w:p>
+    <w:p>
+      <w:pPr>
+        <w:pStyle w:val="BodyText"/>
       </w:pPr>
       <w:r>
         <w:t xml:space="preserve">ELENA: And Elaine? She was our first investor.</w:t>
       </w:r>
-      <w:r>
-        <w:t xml:space="preserve"> </w:t>
-      </w:r>
-      <w:r>
-        <w:t xml:space="preserve">엘레나: 그리고 일레인은요? 우리 첫 투자자였잖아요.</w:t>
-      </w:r>
-    </w:p>
-    <w:p>
-      <w:pPr>
-        <w:numPr>
-          <w:ilvl w:val="0"/>
-          <w:numId w:val="1003"/>
-        </w:numPr>
+    </w:p>
+    <w:p>
+      <w:pPr>
+        <w:pStyle w:val="BodyText"/>
       </w:pPr>
       <w:r>
         <w:t xml:space="preserve">RICHARD: Elaine is a great candidate for the independent seat. Later.</w:t>
       </w:r>
-      <w:r>
-        <w:t xml:space="preserve"> </w:t>
-      </w:r>
-      <w:r>
-        <w:t xml:space="preserve">리처드: 일레인은 독립 이사로 훌륭한 후보예요. 나중에요.</w:t>
-      </w:r>
-    </w:p>
-    <w:p>
-      <w:pPr>
-        <w:numPr>
-          <w:ilvl w:val="0"/>
-          <w:numId w:val="1003"/>
-        </w:numPr>
+    </w:p>
+    <w:p>
+      <w:pPr>
+        <w:pStyle w:val="BodyText"/>
       </w:pPr>
       <w:r>
         <w:t xml:space="preserve">DIANE: Noted. Josh, write that down. Elaine, possible independent.</w:t>
       </w:r>
-      <w:r>
-        <w:t xml:space="preserve"> </w:t>
-      </w:r>
-      <w:r>
-        <w:t xml:space="preserve">다이앤: 메모해 둘게요. 조시, 적어 둬요. 일레인, 독립 이사 후보.</w:t>
-      </w:r>
-    </w:p>
-    <w:p>
-      <w:pPr>
-        <w:numPr>
-          <w:ilvl w:val="0"/>
-          <w:numId w:val="1003"/>
-        </w:numPr>
+    </w:p>
+    <w:p>
+      <w:pPr>
+        <w:pStyle w:val="BodyText"/>
       </w:pPr>
       <w:r>
         <w:t xml:space="preserve">JOSH: Written.</w:t>
       </w:r>
-      <w:r>
-        <w:t xml:space="preserve"> </w:t>
-      </w:r>
-      <w:r>
-        <w:t xml:space="preserve">조시: 적었습니다.</w:t>
-      </w:r>
-    </w:p>
-    <w:p>
-      <w:pPr>
-        <w:numPr>
-          <w:ilvl w:val="0"/>
-          <w:numId w:val="1003"/>
-        </w:numPr>
+    </w:p>
+    <w:p>
+      <w:pPr>
+        <w:pStyle w:val="BodyText"/>
       </w:pPr>
       <w:r>
         <w:t xml:space="preserve">PRIYA: And Elaine’s SAFE? What happens to it now?</w:t>
       </w:r>
-      <w:r>
-        <w:t xml:space="preserve"> </w:t>
-      </w:r>
-      <w:r>
-        <w:t xml:space="preserve">프리야: 그리고 일레인의 SAFE는요? 이제 어떻게 돼요?</w:t>
-      </w:r>
-    </w:p>
-    <w:p>
-      <w:pPr>
-        <w:numPr>
-          <w:ilvl w:val="0"/>
-          <w:numId w:val="1003"/>
-        </w:numPr>
+    </w:p>
+    <w:p>
+      <w:pPr>
+        <w:pStyle w:val="BodyText"/>
       </w:pPr>
       <w:r>
         <w:t xml:space="preserve">DIANE: It converts in this round. At the eight million cap.</w:t>
       </w:r>
-      <w:r>
-        <w:t xml:space="preserve"> </w:t>
-      </w:r>
-      <w:r>
-        <w:t xml:space="preserve">다이앤: 이번 라운드에서 전환돼요. 800만 캡으로요.</w:t>
-      </w:r>
-    </w:p>
-    <w:p>
-      <w:pPr>
-        <w:numPr>
-          <w:ilvl w:val="0"/>
-          <w:numId w:val="1003"/>
-        </w:numPr>
+    </w:p>
+    <w:p>
+      <w:pPr>
+        <w:pStyle w:val="BodyText"/>
       </w:pPr>
       <w:r>
         <w:t xml:space="preserve">NOAH: So Elaine pays a lower price than Richard. For taking the early risk.</w:t>
       </w:r>
-      <w:r>
-        <w:t xml:space="preserve"> </w:t>
-      </w:r>
-      <w:r>
-        <w:t xml:space="preserve">노아: 그러니까 일레인은 초기 리스크를 진 대가로 리처드보다 낮은 가격을 내는 거네요.</w:t>
-      </w:r>
-    </w:p>
-    <w:p>
-      <w:pPr>
-        <w:numPr>
-          <w:ilvl w:val="0"/>
-          <w:numId w:val="1003"/>
-        </w:numPr>
+    </w:p>
+    <w:p>
+      <w:pPr>
+        <w:pStyle w:val="BodyText"/>
       </w:pPr>
       <w:r>
         <w:t xml:space="preserve">RICHARD: Exactly. That’s the deal she made. A good one.</w:t>
       </w:r>
-      <w:r>
-        <w:t xml:space="preserve"> </w:t>
-      </w:r>
-      <w:r>
-        <w:t xml:space="preserve">리처드: 맞아요. 그게 일레인이 한 거래예요. 좋은 거래죠.</w:t>
-      </w:r>
-    </w:p>
-    <w:p>
-      <w:pPr>
-        <w:numPr>
-          <w:ilvl w:val="0"/>
-          <w:numId w:val="1003"/>
-        </w:numPr>
+    </w:p>
+    <w:p>
+      <w:pPr>
+        <w:pStyle w:val="BodyText"/>
       </w:pPr>
       <w:r>
         <w:t xml:space="preserve">DIANE: Next. Liquidation preference. We propose one times, non-participating.</w:t>
       </w:r>
-      <w:r>
-        <w:t xml:space="preserve"> </w:t>
-      </w:r>
-      <w:r>
-        <w:t xml:space="preserve">다이앤: 다음. 청산 우선권. 1배, 비참여형을 제안해요.</w:t>
-      </w:r>
-    </w:p>
-    <w:p>
-      <w:pPr>
-        <w:numPr>
-          <w:ilvl w:val="0"/>
-          <w:numId w:val="1003"/>
-        </w:numPr>
+    </w:p>
+    <w:p>
+      <w:pPr>
+        <w:pStyle w:val="BodyText"/>
       </w:pPr>
       <w:r>
         <w:t xml:space="preserve">MARCUS: Translation, please.</w:t>
       </w:r>
-      <w:r>
-        <w:t xml:space="preserve"> </w:t>
-      </w:r>
-      <w:r>
-        <w:t xml:space="preserve">마커스: 번역 좀 부탁해요.</w:t>
-      </w:r>
-    </w:p>
-    <w:p>
-      <w:pPr>
-        <w:numPr>
-          <w:ilvl w:val="0"/>
-          <w:numId w:val="1003"/>
-        </w:numPr>
+    </w:p>
+    <w:p>
+      <w:pPr>
+        <w:pStyle w:val="BodyText"/>
       </w:pPr>
       <w:r>
         <w:t xml:space="preserve">DIANE: If the company is sold, Northgate gets its money back first. Once.</w:t>
       </w:r>
-      <w:r>
-        <w:t xml:space="preserve"> </w:t>
-      </w:r>
-      <w:r>
-        <w:t xml:space="preserve">다이앤: 회사가 팔리면 노스게이트가 먼저 투자금을 돌려받아요. 한 번.</w:t>
-      </w:r>
-    </w:p>
-    <w:p>
-      <w:pPr>
-        <w:numPr>
-          <w:ilvl w:val="0"/>
-          <w:numId w:val="1003"/>
-        </w:numPr>
+    </w:p>
+    <w:p>
+      <w:pPr>
+        <w:pStyle w:val="BodyText"/>
       </w:pPr>
       <w:r>
         <w:t xml:space="preserve">JORDAN: Or we take our share of the sale. Whichever is bigger. Not both.</w:t>
       </w:r>
-      <w:r>
-        <w:t xml:space="preserve"> </w:t>
-      </w:r>
-      <w:r>
-        <w:t xml:space="preserve">조던: 아니면 매각 대금에서 저희 지분만큼 받든가요. 둘 중 큰 쪽. 둘 다는 아니고요.</w:t>
-      </w:r>
-    </w:p>
-    <w:p>
-      <w:pPr>
-        <w:numPr>
-          <w:ilvl w:val="0"/>
-          <w:numId w:val="1003"/>
-        </w:numPr>
+    </w:p>
+    <w:p>
+      <w:pPr>
+        <w:pStyle w:val="BodyText"/>
       </w:pPr>
       <w:r>
         <w:t xml:space="preserve">RICHARD: One times, non-participating. That’s fair. Agreed.</w:t>
       </w:r>
-      <w:r>
-        <w:t xml:space="preserve"> </w:t>
-      </w:r>
-      <w:r>
-        <w:t xml:space="preserve">리처드: 1배, 비참여형. 공정하네요. 동의해요.</w:t>
-      </w:r>
-    </w:p>
-    <w:p>
-      <w:pPr>
-        <w:numPr>
-          <w:ilvl w:val="0"/>
-          <w:numId w:val="1003"/>
-        </w:numPr>
+    </w:p>
+    <w:p>
+      <w:pPr>
+        <w:pStyle w:val="BodyText"/>
       </w:pPr>
       <w:r>
         <w:t xml:space="preserve">NOAH: That was easier than I expected.</w:t>
-      </w:r>
-      <w:r>
-        <w:t xml:space="preserve"> </w:t>
-      </w:r>
-      <w:r>
-        <w:t xml:space="preserve">노아: 생각보다 쉬웠네요.</w:t>
       </w:r>
     </w:p>
     <w:bookmarkEnd w:id="23"/>
@@ -1541,460 +806,220 @@
     </w:p>
     <w:p>
       <w:pPr>
-        <w:numPr>
-          <w:ilvl w:val="0"/>
-          <w:numId w:val="1004"/>
-        </w:numPr>
+        <w:pStyle w:val="FirstParagraph"/>
       </w:pPr>
       <w:r>
         <w:t xml:space="preserve">RICHARD: Don’t relax yet. One more item. Section nine of your founders’ agreement.</w:t>
       </w:r>
+    </w:p>
+    <w:p>
+      <w:pPr>
+        <w:pStyle w:val="BodyText"/>
+      </w:pPr>
+      <w:r>
+        <w:t xml:space="preserve">ELENA: The safety committee.</w:t>
+      </w:r>
+    </w:p>
+    <w:p>
+      <w:pPr>
+        <w:pStyle w:val="BodyText"/>
+      </w:pPr>
+      <w:r>
+        <w:t xml:space="preserve">RICHARD: One person can stop the company from shipping. I’ve sat on many boards, and I’ve never seen that. It’s unusual, and to be honest, it’s risky for everyone who invests.</w:t>
+      </w:r>
+    </w:p>
+    <w:p>
+      <w:pPr>
+        <w:pStyle w:val="BodyText"/>
+      </w:pPr>
+      <w:r>
+        <w:t xml:space="preserve">ELENA: It’s not risky. It’s the reason the company exists.</w:t>
+      </w:r>
+    </w:p>
+    <w:p>
+      <w:pPr>
+        <w:pStyle w:val="BodyText"/>
+      </w:pPr>
+      <w:r>
+        <w:t xml:space="preserve">RICHARD: What if you’re wrong? What if you stop a safe product?</w:t>
+      </w:r>
+    </w:p>
+    <w:p>
+      <w:pPr>
+        <w:pStyle w:val="BodyText"/>
+      </w:pPr>
+      <w:r>
+        <w:t xml:space="preserve">ELENA: Then I’ll be wrong in the safe direction. I can live with that.</w:t>
+      </w:r>
+    </w:p>
+    <w:p>
+      <w:pPr>
+        <w:pStyle w:val="BodyText"/>
+      </w:pPr>
+      <w:r>
+        <w:t xml:space="preserve">RICHARD: My investors might not.</w:t>
+      </w:r>
+    </w:p>
+    <w:p>
+      <w:pPr>
+        <w:pStyle w:val="BodyText"/>
+      </w:pPr>
+      <w:r>
+        <w:t xml:space="preserve">NOAH: Richard, this isn’t negotiable. Our first rule is</w:t>
+      </w:r>
       <w:r>
         <w:t xml:space="preserve"> </w:t>
       </w:r>
       <w:r>
-        <w:t xml:space="preserve">리처드: 아직 긴장 풀지 마요. 하나 더. 창업자 계약서 9항.</w:t>
-      </w:r>
-    </w:p>
-    <w:p>
-      <w:pPr>
-        <w:numPr>
-          <w:ilvl w:val="0"/>
-          <w:numId w:val="1004"/>
-        </w:numPr>
-      </w:pPr>
-      <w:r>
-        <w:t xml:space="preserve">ELENA: The safety committee.</w:t>
+        <w:t xml:space="preserve">“</w:t>
+      </w:r>
+      <w:r>
+        <w:t xml:space="preserve">First, do no harm.</w:t>
+      </w:r>
+      <w:r>
+        <w:t xml:space="preserve">”</w:t>
       </w:r>
       <w:r>
         <w:t xml:space="preserve"> </w:t>
       </w:r>
       <w:r>
-        <w:t xml:space="preserve">엘레나: 안전위원회요.</w:t>
-      </w:r>
-    </w:p>
-    <w:p>
-      <w:pPr>
-        <w:numPr>
-          <w:ilvl w:val="0"/>
-          <w:numId w:val="1004"/>
-        </w:numPr>
-      </w:pPr>
-      <w:r>
-        <w:t xml:space="preserve">RICHARD: One person can stop the company from shipping. I’ve sat on many boards, and I’ve never seen that. It’s unusual, and to be honest, it’s risky for everyone who invests.</w:t>
-      </w:r>
-      <w:r>
-        <w:t xml:space="preserve"> </w:t>
-      </w:r>
-      <w:r>
-        <w:t xml:space="preserve">리처드: 한 사람이 회사의 출시를 막을 수 있어요. 이사회에 여러 번 들어가 봤지만 그런 건 본 적이 없어요. 흔치 않고, 솔직히 말해 투자하는 모든 사람에게 위험해요.</w:t>
-      </w:r>
-    </w:p>
-    <w:p>
-      <w:pPr>
-        <w:numPr>
-          <w:ilvl w:val="0"/>
-          <w:numId w:val="1004"/>
-        </w:numPr>
-      </w:pPr>
-      <w:r>
-        <w:t xml:space="preserve">ELENA: It’s not risky. It’s the reason the company exists.</w:t>
-      </w:r>
-      <w:r>
-        <w:t xml:space="preserve"> </w:t>
-      </w:r>
-      <w:r>
-        <w:t xml:space="preserve">엘레나: 위험한 게 아니에요. 그게 이 회사가 존재하는 이유예요.</w:t>
-      </w:r>
-    </w:p>
-    <w:p>
-      <w:pPr>
-        <w:numPr>
-          <w:ilvl w:val="0"/>
-          <w:numId w:val="1004"/>
-        </w:numPr>
-      </w:pPr>
-      <w:r>
-        <w:t xml:space="preserve">RICHARD: What if you’re wrong? What if you stop a safe product?</w:t>
-      </w:r>
-      <w:r>
-        <w:t xml:space="preserve"> </w:t>
-      </w:r>
-      <w:r>
-        <w:t xml:space="preserve">리처드: 당신이 틀리면요? 안전한 제품을 막아 버리면요?</w:t>
-      </w:r>
-    </w:p>
-    <w:p>
-      <w:pPr>
-        <w:numPr>
-          <w:ilvl w:val="0"/>
-          <w:numId w:val="1004"/>
-        </w:numPr>
-      </w:pPr>
-      <w:r>
-        <w:t xml:space="preserve">ELENA: Then I’ll be wrong in the safe direction. I can live with that.</w:t>
-      </w:r>
-      <w:r>
-        <w:t xml:space="preserve"> </w:t>
-      </w:r>
-      <w:r>
-        <w:t xml:space="preserve">엘레나: 그럼 안전한 방향으로 틀린 거죠. 그건 감수할 수 있어요.</w:t>
-      </w:r>
-    </w:p>
-    <w:p>
-      <w:pPr>
-        <w:numPr>
-          <w:ilvl w:val="0"/>
-          <w:numId w:val="1004"/>
-        </w:numPr>
-      </w:pPr>
-      <w:r>
-        <w:t xml:space="preserve">RICHARD: My investors might not.</w:t>
-      </w:r>
-      <w:r>
-        <w:t xml:space="preserve"> </w:t>
-      </w:r>
-      <w:r>
-        <w:t xml:space="preserve">리처드: 우리 투자자들은 아닐 수도 있어요.</w:t>
-      </w:r>
-    </w:p>
-    <w:p>
-      <w:pPr>
-        <w:numPr>
-          <w:ilvl w:val="0"/>
-          <w:numId w:val="1004"/>
-        </w:numPr>
-      </w:pPr>
-      <w:r>
-        <w:t xml:space="preserve">NOAH: Richard, this isn’t negotiable. Our first rule is</w:t>
-      </w:r>
-      <w:r>
-        <w:t xml:space="preserve"> </w:t>
-      </w:r>
-      <w:r>
-        <w:t xml:space="preserve">“</w:t>
-      </w:r>
-      <w:r>
-        <w:t xml:space="preserve">First, do no harm.</w:t>
-      </w:r>
-      <w:r>
-        <w:t xml:space="preserve">”</w:t>
-      </w:r>
-      <w:r>
-        <w:t xml:space="preserve"> </w:t>
-      </w:r>
-      <w:r>
         <w:t xml:space="preserve">We built this company around patient safety. If that rule goes, we’re just another filler company.</w:t>
       </w:r>
-      <w:r>
-        <w:t xml:space="preserve"> </w:t>
-      </w:r>
-      <w:r>
-        <w:t xml:space="preserve">노아: 리처드, 이건 협상 대상이 아니에요. 우리 첫 번째 원칙이</w:t>
-      </w:r>
-      <w:r>
-        <w:t xml:space="preserve"> </w:t>
-      </w:r>
-      <w:r>
-        <w:t xml:space="preserve">“</w:t>
-      </w:r>
-      <w:r>
-        <w:t xml:space="preserve">무엇보다 해를 끼치지 말 것</w:t>
-      </w:r>
-      <w:r>
-        <w:t xml:space="preserve">”</w:t>
-      </w:r>
-      <w:r>
-        <w:t xml:space="preserve">이에요. 우린 환자 안전을 중심으로 이 회사를 세웠어요. 그 원칙이 없어지면 우린 그냥 또 하나의 필러 회사일 뿐이에요.</w:t>
-      </w:r>
-    </w:p>
-    <w:p>
-      <w:pPr>
-        <w:numPr>
-          <w:ilvl w:val="0"/>
-          <w:numId w:val="1004"/>
-        </w:numPr>
+    </w:p>
+    <w:p>
+      <w:pPr>
+        <w:pStyle w:val="BodyText"/>
       </w:pPr>
       <w:r>
         <w:t xml:space="preserve">PRIYA: Without that rule, I wouldn’t be here. Neither would Leo.</w:t>
       </w:r>
-      <w:r>
-        <w:t xml:space="preserve"> </w:t>
-      </w:r>
-      <w:r>
-        <w:t xml:space="preserve">프리야: 그 원칙이 없었으면 전 여기 없었어요. 레오도요.</w:t>
-      </w:r>
-    </w:p>
-    <w:p>
-      <w:pPr>
-        <w:numPr>
-          <w:ilvl w:val="0"/>
-          <w:numId w:val="1004"/>
-        </w:numPr>
+    </w:p>
+    <w:p>
+      <w:pPr>
+        <w:pStyle w:val="BodyText"/>
       </w:pPr>
       <w:r>
         <w:t xml:space="preserve">MARCUS: Neither would I. I left a stable job for that rule.</w:t>
       </w:r>
-      <w:r>
-        <w:t xml:space="preserve"> </w:t>
-      </w:r>
-      <w:r>
-        <w:t xml:space="preserve">마커스: 나도. 그 원칙 때문에 안정적인 직장을 떠났어.</w:t>
-      </w:r>
-    </w:p>
-    <w:p>
-      <w:pPr>
-        <w:numPr>
-          <w:ilvl w:val="0"/>
-          <w:numId w:val="1004"/>
-        </w:numPr>
+    </w:p>
+    <w:p>
+      <w:pPr>
+        <w:pStyle w:val="BodyText"/>
       </w:pPr>
       <w:r>
         <w:t xml:space="preserve">RICHARD: I’m not asking you to remove it. I’m asking you to make it… accountable.</w:t>
       </w:r>
-      <w:r>
-        <w:t xml:space="preserve"> </w:t>
-      </w:r>
-      <w:r>
-        <w:t xml:space="preserve">리처드: 없애라는 게 아니에요. 그걸… 책임 있게 만들어 달라는 거예요.</w:t>
-      </w:r>
-    </w:p>
-    <w:p>
-      <w:pPr>
-        <w:numPr>
-          <w:ilvl w:val="0"/>
-          <w:numId w:val="1004"/>
-        </w:numPr>
+    </w:p>
+    <w:p>
+      <w:pPr>
+        <w:pStyle w:val="BodyText"/>
       </w:pPr>
       <w:r>
         <w:t xml:space="preserve">DIANE: Accountable how? Be specific.</w:t>
       </w:r>
-      <w:r>
-        <w:t xml:space="preserve"> </w:t>
-      </w:r>
-      <w:r>
-        <w:t xml:space="preserve">다이앤: 어떻게 책임 있게요? 구체적으로 말해요.</w:t>
-      </w:r>
-    </w:p>
-    <w:p>
-      <w:pPr>
-        <w:numPr>
-          <w:ilvl w:val="0"/>
-          <w:numId w:val="1004"/>
-        </w:numPr>
+    </w:p>
+    <w:p>
+      <w:pPr>
+        <w:pStyle w:val="BodyText"/>
       </w:pPr>
       <w:r>
         <w:t xml:space="preserve">RICHARD: Two things. First, an independent medical expert joins the safety committee.</w:t>
       </w:r>
-      <w:r>
-        <w:t xml:space="preserve"> </w:t>
-      </w:r>
-      <w:r>
-        <w:t xml:space="preserve">리처드: 두 가지요. 첫째, 독립 의료 전문가가 안전위원회에 합류.</w:t>
-      </w:r>
-    </w:p>
-    <w:p>
-      <w:pPr>
-        <w:numPr>
-          <w:ilvl w:val="0"/>
-          <w:numId w:val="1004"/>
-        </w:numPr>
+    </w:p>
+    <w:p>
+      <w:pPr>
+        <w:pStyle w:val="BodyText"/>
       </w:pPr>
       <w:r>
         <w:t xml:space="preserve">ELENA: Someone outside the company. Not paid by sales.</w:t>
       </w:r>
-      <w:r>
-        <w:t xml:space="preserve"> </w:t>
-      </w:r>
-      <w:r>
-        <w:t xml:space="preserve">엘레나: 회사 외부 사람으로요. 매출과 무관하게 보수를 받는.</w:t>
-      </w:r>
-    </w:p>
-    <w:p>
-      <w:pPr>
-        <w:numPr>
-          <w:ilvl w:val="0"/>
-          <w:numId w:val="1004"/>
-        </w:numPr>
+    </w:p>
+    <w:p>
+      <w:pPr>
+        <w:pStyle w:val="BodyText"/>
       </w:pPr>
       <w:r>
         <w:t xml:space="preserve">RICHARD: Exactly. Second, any veto comes with written reasons. To the board.</w:t>
       </w:r>
-      <w:r>
-        <w:t xml:space="preserve"> </w:t>
-      </w:r>
-      <w:r>
-        <w:t xml:space="preserve">리처드: 맞아요. 둘째, 거부권을 쓸 땐 서면으로 이유를 제출. 이사회에.</w:t>
-      </w:r>
-    </w:p>
-    <w:p>
-      <w:pPr>
-        <w:numPr>
-          <w:ilvl w:val="0"/>
-          <w:numId w:val="1004"/>
-        </w:numPr>
+    </w:p>
+    <w:p>
+      <w:pPr>
+        <w:pStyle w:val="BodyText"/>
       </w:pPr>
       <w:r>
         <w:t xml:space="preserve">ELENA: Written reasons. I’d do that anyway. I’m a doctor. I document everything.</w:t>
       </w:r>
-      <w:r>
-        <w:t xml:space="preserve"> </w:t>
-      </w:r>
-      <w:r>
-        <w:t xml:space="preserve">엘레나: 서면 사유. 어차피 그렇게 할 거예요. 난 의사예요. 모든 걸 기록해요.</w:t>
-      </w:r>
-    </w:p>
-    <w:p>
-      <w:pPr>
-        <w:numPr>
-          <w:ilvl w:val="0"/>
-          <w:numId w:val="1004"/>
-        </w:numPr>
+    </w:p>
+    <w:p>
+      <w:pPr>
+        <w:pStyle w:val="BodyText"/>
       </w:pPr>
       <w:r>
         <w:t xml:space="preserve">DIANE: And the veto stays? Elena still has final say on safety?</w:t>
       </w:r>
-      <w:r>
-        <w:t xml:space="preserve"> </w:t>
-      </w:r>
-      <w:r>
-        <w:t xml:space="preserve">다이앤: 그리고 거부권은 유지되나요? 안전에 대해선 여전히 엘레나가 최종 결정권을 갖나요?</w:t>
-      </w:r>
-    </w:p>
-    <w:p>
-      <w:pPr>
-        <w:numPr>
-          <w:ilvl w:val="0"/>
-          <w:numId w:val="1004"/>
-        </w:numPr>
+    </w:p>
+    <w:p>
+      <w:pPr>
+        <w:pStyle w:val="BodyText"/>
       </w:pPr>
       <w:r>
         <w:t xml:space="preserve">RICHARD: The veto stays. With an expert beside her and reasons on paper.</w:t>
       </w:r>
-      <w:r>
-        <w:t xml:space="preserve"> </w:t>
-      </w:r>
-      <w:r>
-        <w:t xml:space="preserve">리처드: 거부권은 유지돼요. 옆에 전문가가 있고, 사유가 문서로 남는 조건으로.</w:t>
-      </w:r>
-    </w:p>
-    <w:p>
-      <w:pPr>
-        <w:numPr>
-          <w:ilvl w:val="0"/>
-          <w:numId w:val="1004"/>
-        </w:numPr>
+    </w:p>
+    <w:p>
+      <w:pPr>
+        <w:pStyle w:val="BodyText"/>
       </w:pPr>
       <w:r>
         <w:t xml:space="preserve">ELENA: Then I accept. Honestly, it makes the rule stronger.</w:t>
       </w:r>
-      <w:r>
-        <w:t xml:space="preserve"> </w:t>
-      </w:r>
-      <w:r>
-        <w:t xml:space="preserve">엘레나: 그럼 받아들일게요. 솔직히 그게 원칙을 더 강하게 만들어요.</w:t>
-      </w:r>
-    </w:p>
-    <w:p>
-      <w:pPr>
-        <w:numPr>
-          <w:ilvl w:val="0"/>
-          <w:numId w:val="1004"/>
-        </w:numPr>
+    </w:p>
+    <w:p>
+      <w:pPr>
+        <w:pStyle w:val="BodyText"/>
       </w:pPr>
       <w:r>
         <w:t xml:space="preserve">NOAH: How so?</w:t>
       </w:r>
-      <w:r>
-        <w:t xml:space="preserve"> </w:t>
-      </w:r>
-      <w:r>
-        <w:t xml:space="preserve">노아: 어떻게요?</w:t>
-      </w:r>
-    </w:p>
-    <w:p>
-      <w:pPr>
-        <w:numPr>
-          <w:ilvl w:val="0"/>
-          <w:numId w:val="1004"/>
-        </w:numPr>
+    </w:p>
+    <w:p>
+      <w:pPr>
+        <w:pStyle w:val="BodyText"/>
       </w:pPr>
       <w:r>
         <w:t xml:space="preserve">ELENA: Nobody can say it’s just one stubborn doctor anymore. There’s an outside expert, and every decision is written down for the board. It’s a documented process, so it’s much harder to attack.</w:t>
       </w:r>
-      <w:r>
-        <w:t xml:space="preserve"> </w:t>
-      </w:r>
-      <w:r>
-        <w:t xml:space="preserve">엘레나: 이제 아무도 고집 센 의사 한 명의 결정이라고 못 하죠. 외부 전문가가 있고, 모든 결정이 이사회를 위해 문서로 남으니까요. 문서화된 절차라서 공격하기가 훨씬 어려워요.</w:t>
-      </w:r>
-    </w:p>
-    <w:p>
-      <w:pPr>
-        <w:numPr>
-          <w:ilvl w:val="0"/>
-          <w:numId w:val="1004"/>
-        </w:numPr>
+    </w:p>
+    <w:p>
+      <w:pPr>
+        <w:pStyle w:val="BodyText"/>
       </w:pPr>
       <w:r>
         <w:t xml:space="preserve">RICHARD: That’s exactly why I asked. Investors trust processes. Not personalities.</w:t>
       </w:r>
-      <w:r>
-        <w:t xml:space="preserve"> </w:t>
-      </w:r>
-      <w:r>
-        <w:t xml:space="preserve">리처드: 바로 그래서 요청한 거예요. 투자자는 성격이 아니라 절차를 믿어요.</w:t>
-      </w:r>
-    </w:p>
-    <w:p>
-      <w:pPr>
-        <w:numPr>
-          <w:ilvl w:val="0"/>
-          <w:numId w:val="1004"/>
-        </w:numPr>
+    </w:p>
+    <w:p>
+      <w:pPr>
+        <w:pStyle w:val="BodyText"/>
       </w:pPr>
       <w:r>
         <w:t xml:space="preserve">DIANE: Let me summarize. Six million. Sixteen pre. Ten percent pool.</w:t>
       </w:r>
-      <w:r>
-        <w:t xml:space="preserve"> </w:t>
-      </w:r>
-      <w:r>
-        <w:t xml:space="preserve">다이앤: 정리할게요. 600만. 프리 1,600. 옵션 풀 10퍼센트.</w:t>
-      </w:r>
-    </w:p>
-    <w:p>
-      <w:pPr>
-        <w:numPr>
-          <w:ilvl w:val="0"/>
-          <w:numId w:val="1004"/>
-        </w:numPr>
+    </w:p>
+    <w:p>
+      <w:pPr>
+        <w:pStyle w:val="BodyText"/>
       </w:pPr>
       <w:r>
         <w:t xml:space="preserve">JOSH: One board seat. One times non-participating. Safety veto stays, with two additions.</w:t>
       </w:r>
-      <w:r>
-        <w:t xml:space="preserve"> </w:t>
-      </w:r>
-      <w:r>
-        <w:t xml:space="preserve">조시: 이사회 1석. 1배 비참여형. 안전 거부권 유지, 두 가지 추가 조건.</w:t>
-      </w:r>
-    </w:p>
-    <w:p>
-      <w:pPr>
-        <w:numPr>
-          <w:ilvl w:val="0"/>
-          <w:numId w:val="1004"/>
-        </w:numPr>
+    </w:p>
+    <w:p>
+      <w:pPr>
+        <w:pStyle w:val="BodyText"/>
       </w:pPr>
       <w:r>
         <w:t xml:space="preserve">RICHARD: Agreed. Jordan will send the revised term sheet tonight.</w:t>
-      </w:r>
-      <w:r>
-        <w:t xml:space="preserve"> </w:t>
-      </w:r>
-      <w:r>
-        <w:t xml:space="preserve">리처드: 동의해요. 조던이 오늘 밤 수정 텀싯을 보낼 거예요.</w:t>
       </w:r>
     </w:p>
     <w:bookmarkEnd w:id="24"/>
@@ -2009,290 +1034,140 @@
     </w:p>
     <w:p>
       <w:pPr>
-        <w:numPr>
-          <w:ilvl w:val="0"/>
-          <w:numId w:val="1005"/>
-        </w:numPr>
+        <w:pStyle w:val="FirstParagraph"/>
       </w:pPr>
       <w:r>
         <w:t xml:space="preserve">NOAH: Diane, how long until the money arrives?</w:t>
       </w:r>
+    </w:p>
+    <w:p>
+      <w:pPr>
+        <w:pStyle w:val="BodyText"/>
+      </w:pPr>
+      <w:r>
+        <w:t xml:space="preserve">DIANE: Term sheet tonight. Due diligence, two weeks. Closing documents, two more.</w:t>
+      </w:r>
+    </w:p>
+    <w:p>
+      <w:pPr>
+        <w:pStyle w:val="BodyText"/>
+      </w:pPr>
+      <w:r>
+        <w:t xml:space="preserve">MARCUS: About a month. Then we can sign with Meridian.</w:t>
+      </w:r>
+    </w:p>
+    <w:p>
+      <w:pPr>
+        <w:pStyle w:val="BodyText"/>
+      </w:pPr>
+      <w:r>
+        <w:t xml:space="preserve">PRIYA: Kevin said,</w:t>
+      </w:r>
       <w:r>
         <w:t xml:space="preserve"> </w:t>
       </w:r>
       <w:r>
-        <w:t xml:space="preserve">노아: 다이앤, 돈이 들어오기까지 얼마나 걸려요?</w:t>
-      </w:r>
-    </w:p>
-    <w:p>
-      <w:pPr>
-        <w:numPr>
-          <w:ilvl w:val="0"/>
-          <w:numId w:val="1005"/>
-        </w:numPr>
-      </w:pPr>
-      <w:r>
-        <w:t xml:space="preserve">DIANE: Term sheet tonight. Due diligence, two weeks. Closing documents, two more.</w:t>
+        <w:t xml:space="preserve">“</w:t>
+      </w:r>
+      <w:r>
+        <w:t xml:space="preserve">Sign after your seed round.</w:t>
+      </w:r>
+      <w:r>
+        <w:t xml:space="preserve">”</w:t>
       </w:r>
       <w:r>
         <w:t xml:space="preserve"> </w:t>
       </w:r>
       <w:r>
-        <w:t xml:space="preserve">다이앤: 텀싯은 오늘 밤. 실사 2주. 클로징 서류 2주 더.</w:t>
-      </w:r>
-    </w:p>
-    <w:p>
-      <w:pPr>
-        <w:numPr>
-          <w:ilvl w:val="0"/>
-          <w:numId w:val="1005"/>
-        </w:numPr>
-      </w:pPr>
-      <w:r>
-        <w:t xml:space="preserve">MARCUS: About a month. Then we can sign with Meridian.</w:t>
-      </w:r>
-      <w:r>
-        <w:t xml:space="preserve"> </w:t>
-      </w:r>
-      <w:r>
-        <w:t xml:space="preserve">마커스: 한 달쯤이네. 그럼 메리디언과 계약할 수 있어.</w:t>
-      </w:r>
-    </w:p>
-    <w:p>
-      <w:pPr>
-        <w:numPr>
-          <w:ilvl w:val="0"/>
-          <w:numId w:val="1005"/>
-        </w:numPr>
-      </w:pPr>
-      <w:r>
-        <w:t xml:space="preserve">PRIYA: Kevin said,</w:t>
-      </w:r>
-      <w:r>
-        <w:t xml:space="preserve"> </w:t>
-      </w:r>
-      <w:r>
-        <w:t xml:space="preserve">“</w:t>
-      </w:r>
-      <w:r>
-        <w:t xml:space="preserve">Sign after your seed round.</w:t>
-      </w:r>
-      <w:r>
-        <w:t xml:space="preserve">”</w:t>
-      </w:r>
-      <w:r>
-        <w:t xml:space="preserve"> </w:t>
-      </w:r>
-      <w:r>
         <w:t xml:space="preserve">We’re almost there.</w:t>
       </w:r>
-      <w:r>
-        <w:t xml:space="preserve"> </w:t>
-      </w:r>
-      <w:r>
-        <w:t xml:space="preserve">프리야: 케빈이</w:t>
-      </w:r>
-      <w:r>
-        <w:t xml:space="preserve"> </w:t>
-      </w:r>
-      <w:r>
-        <w:t xml:space="preserve">“</w:t>
-      </w:r>
-      <w:r>
-        <w:t xml:space="preserve">시드 라운드 후에 서명하라</w:t>
-      </w:r>
-      <w:r>
-        <w:t xml:space="preserve">”</w:t>
-      </w:r>
-      <w:r>
-        <w:t xml:space="preserve">고 했잖아. 거의 다 왔어.</w:t>
-      </w:r>
-    </w:p>
-    <w:p>
-      <w:pPr>
-        <w:numPr>
-          <w:ilvl w:val="0"/>
-          <w:numId w:val="1005"/>
-        </w:numPr>
+    </w:p>
+    <w:p>
+      <w:pPr>
+        <w:pStyle w:val="BodyText"/>
       </w:pPr>
       <w:r>
         <w:t xml:space="preserve">MARCUS: Before we sign, I want to audit them. In person. Next week.</w:t>
       </w:r>
-      <w:r>
-        <w:t xml:space="preserve"> </w:t>
-      </w:r>
-      <w:r>
-        <w:t xml:space="preserve">마커스: 서명하기 전에 감사를 하고 싶어. 직접. 다음 주에.</w:t>
-      </w:r>
-    </w:p>
-    <w:p>
-      <w:pPr>
-        <w:numPr>
-          <w:ilvl w:val="0"/>
-          <w:numId w:val="1005"/>
-        </w:numPr>
+    </w:p>
+    <w:p>
+      <w:pPr>
+        <w:pStyle w:val="BodyText"/>
       </w:pPr>
       <w:r>
         <w:t xml:space="preserve">NOAH: Didn’t we already visit?</w:t>
       </w:r>
-      <w:r>
-        <w:t xml:space="preserve"> </w:t>
-      </w:r>
-      <w:r>
-        <w:t xml:space="preserve">노아: 이미 방문했잖아요?</w:t>
-      </w:r>
-    </w:p>
-    <w:p>
-      <w:pPr>
-        <w:numPr>
-          <w:ilvl w:val="0"/>
-          <w:numId w:val="1005"/>
-        </w:numPr>
+    </w:p>
+    <w:p>
+      <w:pPr>
+        <w:pStyle w:val="BodyText"/>
       </w:pPr>
       <w:r>
         <w:t xml:space="preserve">MARCUS: A visit is a tour. They show you what they want you to see. An audit is a search. We open the records, check the batch files, and ask the questions they don’t like.</w:t>
       </w:r>
-      <w:r>
-        <w:t xml:space="preserve"> </w:t>
-      </w:r>
-      <w:r>
-        <w:t xml:space="preserve">마커스: 방문은 구경이야. 그쪽이 보여 주고 싶은 것만 보여 주지. 감사는 수색이야. 기록을 열어 보고, 배치 파일을 확인하고, 그쪽이 싫어하는 질문을 하는 거야.</w:t>
-      </w:r>
-    </w:p>
-    <w:p>
-      <w:pPr>
-        <w:numPr>
-          <w:ilvl w:val="0"/>
-          <w:numId w:val="1005"/>
-        </w:numPr>
+    </w:p>
+    <w:p>
+      <w:pPr>
+        <w:pStyle w:val="BodyText"/>
       </w:pPr>
       <w:r>
         <w:t xml:space="preserve">ELENA: Richard pushed hard on my veto. Are you okay with him on our board?</w:t>
       </w:r>
-      <w:r>
-        <w:t xml:space="preserve"> </w:t>
-      </w:r>
-      <w:r>
-        <w:t xml:space="preserve">엘레나: 리처드가 내 거부권을 세게 밀어붙였잖아요. 그 사람이 이사회에 있어도 괜찮아요?</w:t>
-      </w:r>
-    </w:p>
-    <w:p>
-      <w:pPr>
-        <w:numPr>
-          <w:ilvl w:val="0"/>
-          <w:numId w:val="1005"/>
-        </w:numPr>
+    </w:p>
+    <w:p>
+      <w:pPr>
+        <w:pStyle w:val="BodyText"/>
       </w:pPr>
       <w:r>
         <w:t xml:space="preserve">NOAH: He pushed. But he didn’t remove it. He made it stronger.</w:t>
       </w:r>
-      <w:r>
-        <w:t xml:space="preserve"> </w:t>
-      </w:r>
-      <w:r>
-        <w:t xml:space="preserve">노아: 밀어붙이긴 했죠. 하지만 없애진 않았어요. 오히려 더 강하게 만들었고요.</w:t>
-      </w:r>
-    </w:p>
-    <w:p>
-      <w:pPr>
-        <w:numPr>
-          <w:ilvl w:val="0"/>
-          <w:numId w:val="1005"/>
-        </w:numPr>
+    </w:p>
+    <w:p>
+      <w:pPr>
+        <w:pStyle w:val="BodyText"/>
       </w:pPr>
       <w:r>
         <w:t xml:space="preserve">PRIYA: And he gave us six million instead of five.</w:t>
       </w:r>
-      <w:r>
-        <w:t xml:space="preserve"> </w:t>
-      </w:r>
-      <w:r>
-        <w:t xml:space="preserve">프리야: 그리고 500만 대신 600만을 줬어.</w:t>
-      </w:r>
-    </w:p>
-    <w:p>
-      <w:pPr>
-        <w:numPr>
-          <w:ilvl w:val="0"/>
-          <w:numId w:val="1005"/>
-        </w:numPr>
+    </w:p>
+    <w:p>
+      <w:pPr>
+        <w:pStyle w:val="BodyText"/>
       </w:pPr>
       <w:r>
         <w:t xml:space="preserve">DIANE: A good board member argues with you, in the room, before decisions are made. A bad one agrees with everything, and then you find out what they really think when it’s too late.</w:t>
       </w:r>
-      <w:r>
-        <w:t xml:space="preserve"> </w:t>
-      </w:r>
-      <w:r>
-        <w:t xml:space="preserve">다이앤: 좋은 이사는 결정이 내려지기 전에, 회의실 안에서 당신과 논쟁해요. 나쁜 이사는 뭐든 동의하다가, 너무 늦었을 때에야 진짜 생각을 알게 되죠.</w:t>
-      </w:r>
-    </w:p>
-    <w:p>
-      <w:pPr>
-        <w:numPr>
-          <w:ilvl w:val="0"/>
-          <w:numId w:val="1005"/>
-        </w:numPr>
+    </w:p>
+    <w:p>
+      <w:pPr>
+        <w:pStyle w:val="BodyText"/>
       </w:pPr>
       <w:r>
         <w:t xml:space="preserve">MARCUS: Inside, argue. Outside, one voice. He’ll fit right in.</w:t>
       </w:r>
-      <w:r>
-        <w:t xml:space="preserve"> </w:t>
-      </w:r>
-      <w:r>
-        <w:t xml:space="preserve">마커스: 안에선 논쟁, 밖에선 한목소리. 딱 맞겠네.</w:t>
-      </w:r>
-    </w:p>
-    <w:p>
-      <w:pPr>
-        <w:numPr>
-          <w:ilvl w:val="0"/>
-          <w:numId w:val="1005"/>
-        </w:numPr>
+    </w:p>
+    <w:p>
+      <w:pPr>
+        <w:pStyle w:val="BodyText"/>
       </w:pPr>
       <w:r>
         <w:t xml:space="preserve">NOAH: Should I call Elaine? Tell her about the round?</w:t>
       </w:r>
-      <w:r>
-        <w:t xml:space="preserve"> </w:t>
-      </w:r>
-      <w:r>
-        <w:t xml:space="preserve">노아: 일레인한테 전화할까요? 라운드 소식 알려 드릴까요?</w:t>
-      </w:r>
-    </w:p>
-    <w:p>
-      <w:pPr>
-        <w:numPr>
-          <w:ilvl w:val="0"/>
-          <w:numId w:val="1005"/>
-        </w:numPr>
+    </w:p>
+    <w:p>
+      <w:pPr>
+        <w:pStyle w:val="BodyText"/>
       </w:pPr>
       <w:r>
         <w:t xml:space="preserve">DIANE: She already knows. Richard texted her from the elevator.</w:t>
       </w:r>
-      <w:r>
-        <w:t xml:space="preserve"> </w:t>
-      </w:r>
-      <w:r>
-        <w:t xml:space="preserve">다이앤: 이미 알아요. 리처드가 엘리베이터에서 문자 보냈어요.</w:t>
-      </w:r>
-    </w:p>
-    <w:p>
-      <w:pPr>
-        <w:numPr>
-          <w:ilvl w:val="0"/>
-          <w:numId w:val="1005"/>
-        </w:numPr>
+    </w:p>
+    <w:p>
+      <w:pPr>
+        <w:pStyle w:val="BodyText"/>
       </w:pPr>
       <w:r>
         <w:t xml:space="preserve">PRIYA: This industry is small. Everyone talks.</w:t>
-      </w:r>
-      <w:r>
-        <w:t xml:space="preserve"> </w:t>
-      </w:r>
-      <w:r>
-        <w:t xml:space="preserve">프리야: 이 업계는 좁아. 다들 말이 많지.</w:t>
       </w:r>
     </w:p>
     <w:p>
@@ -2433,7 +1308,7 @@
               <w:jc w:val="left"/>
             </w:pPr>
             <w:r>
-              <w:t xml:space="preserve">26턴. 현실적 예산을 존중하는 투자자의 말.</w:t>
+              <w:t xml:space="preserve">장면1. 현실적 예산을 존중하는 투자자의 말.</w:t>
             </w:r>
           </w:p>
         </w:tc>
@@ -2483,7 +1358,7 @@
               <w:jc w:val="left"/>
             </w:pPr>
             <w:r>
-              <w:t xml:space="preserve">28~30턴. 가치평가 협상의 기본 용어.</w:t>
+              <w:t xml:space="preserve">장면1. 가치평가 협상의 기본 용어.</w:t>
             </w:r>
           </w:p>
         </w:tc>
@@ -2533,7 +1408,7 @@
               <w:jc w:val="left"/>
             </w:pPr>
             <w:r>
-              <w:t xml:space="preserve">41턴. 양보와 맞교환을 제안하는 협상 표현.</w:t>
+              <w:t xml:space="preserve">장면1. 양보와 맞교환을 제안하는 협상 표현.</w:t>
             </w:r>
           </w:p>
         </w:tc>
@@ -2583,7 +1458,7 @@
               <w:jc w:val="left"/>
             </w:pPr>
             <w:r>
-              <w:t xml:space="preserve">43~49턴. 투자 전 풀을 키워 창업자 지분을 희석시키는 관행.</w:t>
+              <w:t xml:space="preserve">장면1. 투자 전 풀을 키워 창업자 지분을 희석시키는 관행.</w:t>
             </w:r>
           </w:p>
         </w:tc>
@@ -2633,7 +1508,7 @@
               <w:jc w:val="left"/>
             </w:pPr>
             <w:r>
-              <w:t xml:space="preserve">51턴. 조건에 정중하지만 분명하게 이의를 제기할 때.</w:t>
+              <w:t xml:space="preserve">장면2. 조건에 정중하지만 분명하게 이의를 제기할 때.</w:t>
             </w:r>
           </w:p>
         </w:tc>
@@ -2683,7 +1558,7 @@
               <w:jc w:val="left"/>
             </w:pPr>
             <w:r>
-              <w:t xml:space="preserve">57턴. 감정보다 숫자를 따른다는 유머.</w:t>
+              <w:t xml:space="preserve">장면2. 감정보다 숫자를 따른다는 유머.</w:t>
             </w:r>
           </w:p>
         </w:tc>
@@ -2733,7 +1608,7 @@
               <w:jc w:val="left"/>
             </w:pPr>
             <w:r>
-              <w:t xml:space="preserve">64턴. 창업자·투자자 어느 쪽에도 속하지 않는 이사.</w:t>
+              <w:t xml:space="preserve">장면2. 창업자·투자자 어느 쪽에도 속하지 않는 이사.</w:t>
             </w:r>
           </w:p>
         </w:tc>
@@ -2783,7 +1658,7 @@
               <w:jc w:val="left"/>
             </w:pPr>
             <w:r>
-              <w:t xml:space="preserve">75~79턴. 매각 시 투자자가 먼저 받는 권리.</w:t>
+              <w:t xml:space="preserve">장면2. 매각 시 투자자가 먼저 받는 권리.</w:t>
             </w:r>
           </w:p>
         </w:tc>
@@ -2833,7 +1708,7 @@
               <w:jc w:val="left"/>
             </w:pPr>
             <w:r>
-              <w:t xml:space="preserve">88턴. 양보할 수 없는 원칙을 밝힐 때.</w:t>
+              <w:t xml:space="preserve">절정·전환. 양보할 수 없는 원칙을 밝힐 때.</w:t>
             </w:r>
           </w:p>
         </w:tc>
@@ -2883,7 +1758,7 @@
               <w:jc w:val="left"/>
             </w:pPr>
             <w:r>
-              <w:t xml:space="preserve">102턴. 거버넌스(governance)의 핵심.</w:t>
+              <w:t xml:space="preserve">절정·전환. 거버넌스(governance)의 핵심.</w:t>
             </w:r>
           </w:p>
         </w:tc>
@@ -3328,7 +2203,7 @@
           <w:bCs/>
           <w:b/>
         </w:rPr>
-        <w:t xml:space="preserve">34턴 NOAH:</w:t>
+        <w:t xml:space="preserve">NOAH (장면1):</w:t>
       </w:r>
       <w:r>
         <w:t xml:space="preserve"> </w:t>
@@ -3600,9 +2475,1081 @@
         <w:t xml:space="preserve">고 할 때, 강점 두 가지와 비교 한 문장으로 30단어 안팎으로 반박해 보기.</w:t>
       </w:r>
     </w:p>
+    <w:p>
+      <w:r>
+        <w:pict>
+          <v:rect style="width:0;height:1.5pt" o:hralign="center" o:hrstd="t" o:hr="t"/>
+        </w:pict>
+      </w:r>
+    </w:p>
     <w:bookmarkEnd w:id="30"/>
     <w:bookmarkEnd w:id="31"/>
+    <w:bookmarkStart w:id="37" w:name="한국어-번역"/>
+    <w:p>
+      <w:pPr>
+        <w:pStyle w:val="Heading2"/>
+      </w:pPr>
+      <w:r>
+        <w:t xml:space="preserve">한국어 번역</w:t>
+      </w:r>
+    </w:p>
+    <w:bookmarkStart w:id="32" w:name="도입-foster-law-오전-10시-1"/>
+    <w:p>
+      <w:pPr>
+        <w:pStyle w:val="Heading3"/>
+      </w:pPr>
+      <w:r>
+        <w:t xml:space="preserve">도입 — Foster Law, 오전 10시</w:t>
+      </w:r>
+    </w:p>
+    <w:p>
+      <w:pPr>
+        <w:pStyle w:val="FirstParagraph"/>
+      </w:pPr>
+      <w:r>
+        <w:t xml:space="preserve">다이앤: 노스게이트가 오기 전에 소식이 있어요. 이번엔 좋은 소식이에요.</w:t>
+      </w:r>
+    </w:p>
+    <w:p>
+      <w:pPr>
+        <w:pStyle w:val="BodyText"/>
+      </w:pPr>
+      <w:r>
+        <w:t xml:space="preserve">프리야: 제발 비자 얘기라고 해 주세요.</w:t>
+      </w:r>
+    </w:p>
+    <w:p>
+      <w:pPr>
+        <w:pStyle w:val="BodyText"/>
+      </w:pPr>
+      <w:r>
+        <w:t xml:space="preserve">다이앤: 오늘 아침에 O-1이 승인됐어요, 프리야. 3년이고, 갱신 가능해요. 이제 날짜를 세는 건 그만하고, 서류 대신 회사에 집중할 수 있다는 뜻이에요.</w:t>
+      </w:r>
+    </w:p>
+    <w:p>
+      <w:pPr>
+        <w:pStyle w:val="BodyText"/>
+      </w:pPr>
+      <w:r>
+        <w:t xml:space="preserve">프리야: 승인이요? 정말 승인됐어요?</w:t>
+      </w:r>
+    </w:p>
+    <w:p>
+      <w:pPr>
+        <w:pStyle w:val="BodyText"/>
+      </w:pPr>
+      <w:r>
+        <w:t xml:space="preserve">다이앤: 서면으로요. 지금 통지서를 들고 있어요. 공식적으로 탁월한 능력자예요.</w:t>
+      </w:r>
+    </w:p>
+    <w:p>
+      <w:pPr>
+        <w:pStyle w:val="BodyText"/>
+      </w:pPr>
+      <w:r>
+        <w:t xml:space="preserve">엘레나: 프리야! 그 추천서들이 통할 줄 알았어요.</w:t>
+      </w:r>
+    </w:p>
+    <w:p>
+      <w:pPr>
+        <w:pStyle w:val="BodyText"/>
+      </w:pPr>
+      <w:r>
+        <w:t xml:space="preserve">프리야: 선생님 추천서, 교수님 두 분, 그리고 가특허. 모두 감사해요.</w:t>
+      </w:r>
+    </w:p>
+    <w:p>
+      <w:pPr>
+        <w:pStyle w:val="BodyText"/>
+      </w:pPr>
+      <w:r>
+        <w:t xml:space="preserve">노아: 이제 60일 시계는 없어. 대기실도 없고.</w:t>
+      </w:r>
+    </w:p>
+    <w:p>
+      <w:pPr>
+        <w:pStyle w:val="BodyText"/>
+      </w:pPr>
+      <w:r>
+        <w:t xml:space="preserve">마커스: 레오는? 오는 줄 알았는데.</w:t>
+      </w:r>
+    </w:p>
+    <w:p>
+      <w:pPr>
+        <w:pStyle w:val="BodyText"/>
+      </w:pPr>
+      <w:r>
+        <w:t xml:space="preserve">노아: 애나가 어젯밤에 출산했어요. 딸이에요. 미아. 7파운드.</w:t>
+      </w:r>
+    </w:p>
+    <w:p>
+      <w:pPr>
+        <w:pStyle w:val="BodyText"/>
+      </w:pPr>
+      <w:r>
+        <w:t xml:space="preserve">엘레나: 어머, 잘됐다! 다들 건강해요?</w:t>
+      </w:r>
+    </w:p>
+    <w:p>
+      <w:pPr>
+        <w:pStyle w:val="BodyText"/>
+      </w:pPr>
+      <w:r>
+        <w:t xml:space="preserve">노아: 다 건강해요. 그리고 보험이 전부 보장했대요. 레오가 두 번 확인했대요.</w:t>
+      </w:r>
+    </w:p>
+    <w:p>
+      <w:pPr>
+        <w:pStyle w:val="BodyText"/>
+      </w:pPr>
+      <w:r>
+        <w:t xml:space="preserve">마커스: 좋네. 우리가 지킨 약속 하나.</w:t>
+      </w:r>
+    </w:p>
+    <w:p>
+      <w:pPr>
+        <w:pStyle w:val="BodyText"/>
+      </w:pPr>
+      <w:r>
+        <w:t xml:space="preserve">다이앤: 자. 집중해요. 노스게이트가 로비에 있어요. 계획 기억하고요.</w:t>
+      </w:r>
+    </w:p>
+    <w:p>
+      <w:pPr>
+        <w:pStyle w:val="BodyText"/>
+      </w:pPr>
+      <w:r>
+        <w:t xml:space="preserve">노아: 나쁜 소식 먼저. 그다음 협상.</w:t>
+      </w:r>
+    </w:p>
     <w:bookmarkEnd w:id="32"/>
+    <w:bookmarkStart w:id="33" w:name="장면1-나쁜-소식-그리고-가치평가-1"/>
+    <w:p>
+      <w:pPr>
+        <w:pStyle w:val="Heading3"/>
+      </w:pPr>
+      <w:r>
+        <w:t xml:space="preserve">장면1 — 나쁜 소식, 그리고 가치평가</w:t>
+      </w:r>
+    </w:p>
+    <w:p>
+      <w:pPr>
+        <w:pStyle w:val="FirstParagraph"/>
+      </w:pPr>
+      <w:r>
+        <w:t xml:space="preserve">리처드: 다들 좋은 아침이에요. 2.7배 축하해요. 조던이 보고서를 보냈어요.</w:t>
+      </w:r>
+    </w:p>
+    <w:p>
+      <w:pPr>
+        <w:pStyle w:val="BodyText"/>
+      </w:pPr>
+      <w:r>
+        <w:t xml:space="preserve">노아: 감사합니다. 시작하기 전에 알아 두셔야 할 게 있어요.</w:t>
+      </w:r>
+    </w:p>
+    <w:p>
+      <w:pPr>
+        <w:pStyle w:val="BodyText"/>
+      </w:pPr>
+      <w:r>
+        <w:t xml:space="preserve">리처드: 나쁜 소식 먼저군요. 일레인이 당신이 그럴 거라고 경고했어요.</w:t>
+      </w:r>
+    </w:p>
+    <w:p>
+      <w:pPr>
+        <w:pStyle w:val="BodyText"/>
+      </w:pPr>
+      <w:r>
+        <w:t xml:space="preserve">노아: FDA가 IDE 전에 시험을 더 원해요. 그래서 3개월 정도 지연돼요. 오늘 숫자 얘기를 하기 전에, 저희한테서 먼저 들으셨으면 했어요.</w:t>
+      </w:r>
+    </w:p>
+    <w:p>
+      <w:pPr>
+        <w:pStyle w:val="BodyText"/>
+      </w:pPr>
+      <w:r>
+        <w:t xml:space="preserve">조던: 어떤 시험이요?</w:t>
+      </w:r>
+    </w:p>
+    <w:p>
+      <w:pPr>
+        <w:pStyle w:val="BodyText"/>
+      </w:pPr>
+      <w:r>
+        <w:t xml:space="preserve">엘레나: 생체적합성 시험 네 가지. 그리고 동물 지속력 데이터 6개월.</w:t>
+      </w:r>
+    </w:p>
+    <w:p>
+      <w:pPr>
+        <w:pStyle w:val="BodyText"/>
+      </w:pPr>
+      <w:r>
+        <w:t xml:space="preserve">리처드: 돈은 얼마나 더 들어요?</w:t>
+      </w:r>
+    </w:p>
+    <w:p>
+      <w:pPr>
+        <w:pStyle w:val="BodyText"/>
+      </w:pPr>
+      <w:r>
+        <w:t xml:space="preserve">노아: 약 80만 달러요. 시험 비용 자체에, 기다리는 동안에도 팀은 계속 일하니까 3개월 치 추가 급여까지 포함해서요. 세부 내용은 마커스가 설명드릴 수 있어요.</w:t>
+      </w:r>
+    </w:p>
+    <w:p>
+      <w:pPr>
+        <w:pStyle w:val="BodyText"/>
+      </w:pPr>
+      <w:r>
+        <w:t xml:space="preserve">리처드: 그럼 500만으론 부족하네요. 600만을 모아요.</w:t>
+      </w:r>
+    </w:p>
+    <w:p>
+      <w:pPr>
+        <w:pStyle w:val="BodyText"/>
+      </w:pPr>
+      <w:r>
+        <w:t xml:space="preserve">노아: 600만이요? 600만을 리드하시겠다고요?</w:t>
+      </w:r>
+    </w:p>
+    <w:p>
+      <w:pPr>
+        <w:pStyle w:val="BodyText"/>
+      </w:pPr>
+      <w:r>
+        <w:t xml:space="preserve">리처드: 환상보다 진짜 계획에 투자하는 게 낫죠. 500만을 줬는데 돈이 일찍 떨어지면 우리 둘 다 손해예요. 그러니까 600만. 그리고 나중에 깜짝 놀랄 일은 없기로 해요.</w:t>
+      </w:r>
+    </w:p>
+    <w:p>
+      <w:pPr>
+        <w:pStyle w:val="BodyText"/>
+      </w:pPr>
+      <w:r>
+        <w:t xml:space="preserve">다이앤: 그럼 가치평가 얘기로 가죠. 노스게이트의 제안은 뭐예요?</w:t>
+      </w:r>
+    </w:p>
+    <w:p>
+      <w:pPr>
+        <w:pStyle w:val="BodyText"/>
+      </w:pPr>
+      <w:r>
+        <w:t xml:space="preserve">조던: 프리머니 1,200만 달러요.</w:t>
+      </w:r>
+    </w:p>
+    <w:p>
+      <w:pPr>
+        <w:pStyle w:val="BodyText"/>
+      </w:pPr>
+      <w:r>
+        <w:t xml:space="preserve">노아: 프리머니는 투자금이 들어오기 전 가치라는 거죠?</w:t>
+      </w:r>
+    </w:p>
+    <w:p>
+      <w:pPr>
+        <w:pStyle w:val="BodyText"/>
+      </w:pPr>
+      <w:r>
+        <w:t xml:space="preserve">다이앤: 맞아요. 프리 1,200에 600을 더하면 포스트머니 1,800이에요.</w:t>
+      </w:r>
+    </w:p>
+    <w:p>
+      <w:pPr>
+        <w:pStyle w:val="BodyText"/>
+      </w:pPr>
+      <w:r>
+        <w:t xml:space="preserve">프리야: 그럼 노스게이트가 1,800 중 600. 3분의 1을 갖게 되네요.</w:t>
+      </w:r>
+    </w:p>
+    <w:p>
+      <w:pPr>
+        <w:pStyle w:val="BodyText"/>
+      </w:pPr>
+      <w:r>
+        <w:t xml:space="preserve">노아: 3분의 1은 많아요. 저희는 프리 2,000만을 생각했어요.</w:t>
+      </w:r>
+    </w:p>
+    <w:p>
+      <w:pPr>
+        <w:pStyle w:val="BodyText"/>
+      </w:pPr>
+      <w:r>
+        <w:t xml:space="preserve">리처드: 2,000만이요? 동물 데이터로?</w:t>
+      </w:r>
+    </w:p>
+    <w:p>
+      <w:pPr>
+        <w:pStyle w:val="BodyText"/>
+      </w:pPr>
+      <w:r>
+        <w:t xml:space="preserve">노아: 강력한 동물 데이터요. 공정한 용량에서 2.7배 빨랐어요. 그리고 명확한 FDA 경로. 먼저 물어봤으니까요. 저희 단계의 회사 대부분은 둘 중 하나도 없어요.</w:t>
+      </w:r>
+    </w:p>
+    <w:p>
+      <w:pPr>
+        <w:pStyle w:val="BodyText"/>
+      </w:pPr>
+      <w:r>
+        <w:t xml:space="preserve">리처드: FDA 경로가 방금 3개월 늘어났잖아요.</w:t>
+      </w:r>
+    </w:p>
+    <w:p>
+      <w:pPr>
+        <w:pStyle w:val="BodyText"/>
+      </w:pPr>
+      <w:r>
+        <w:t xml:space="preserve">노아: 더 길어졌지만 더 명확해졌어요. 그들이 뭘 원하는지 정확히 알아요.</w:t>
+      </w:r>
+    </w:p>
+    <w:p>
+      <w:pPr>
+        <w:pStyle w:val="BodyText"/>
+      </w:pPr>
+      <w:r>
+        <w:t xml:space="preserve">조던: 일리 있네요. 대부분의 회사는 거절당한 뒤에야 알죠.</w:t>
+      </w:r>
+    </w:p>
+    <w:p>
+      <w:pPr>
+        <w:pStyle w:val="BodyText"/>
+      </w:pPr>
+      <w:r>
+        <w:t xml:space="preserve">엘레나: 내가 지난주에 딱 그 말을 했어요.</w:t>
+      </w:r>
+    </w:p>
+    <w:p>
+      <w:pPr>
+        <w:pStyle w:val="BodyText"/>
+      </w:pPr>
+      <w:r>
+        <w:t xml:space="preserve">리처드: 1,400까지는 갈 수 있어요.</w:t>
+      </w:r>
+    </w:p>
+    <w:p>
+      <w:pPr>
+        <w:pStyle w:val="BodyText"/>
+      </w:pPr>
+      <w:r>
+        <w:t xml:space="preserve">노아: 1,800.</w:t>
+      </w:r>
+    </w:p>
+    <w:p>
+      <w:pPr>
+        <w:pStyle w:val="BodyText"/>
+      </w:pPr>
+      <w:r>
+        <w:t xml:space="preserve">리처드: 1,600. 대신 받고 싶은 게 있어요.</w:t>
+      </w:r>
+    </w:p>
+    <w:p>
+      <w:pPr>
+        <w:pStyle w:val="BodyText"/>
+      </w:pPr>
+      <w:r>
+        <w:t xml:space="preserve">다이앤: 그게 뭐죠?</w:t>
+      </w:r>
+    </w:p>
+    <w:p>
+      <w:pPr>
+        <w:pStyle w:val="BodyText"/>
+      </w:pPr>
+      <w:r>
+        <w:t xml:space="preserve">리처드: 이사회 의석 하나. 그리고 더 큰 옵션 풀.</w:t>
+      </w:r>
+    </w:p>
+    <w:p>
+      <w:pPr>
+        <w:pStyle w:val="BodyText"/>
+      </w:pPr>
+      <w:r>
+        <w:t xml:space="preserve">마커스: 옵션 풀. 미래 직원들을 위한 거 맞죠?</w:t>
+      </w:r>
+    </w:p>
+    <w:p>
+      <w:pPr>
+        <w:pStyle w:val="BodyText"/>
+      </w:pPr>
+      <w:r>
+        <w:t xml:space="preserve">리처드: 맞아요. 시리즈 A 전에 스무 명은 뽑을 거고, 좋은 사람들은 월급만 보고 스타트업에 오지 않아요. 그 사람들한테 옵션이 필요하고, 나중에 더 달라고 다시 오는 건 원치 않아요.</w:t>
+      </w:r>
+    </w:p>
+    <w:p>
+      <w:pPr>
+        <w:pStyle w:val="BodyText"/>
+      </w:pPr>
+      <w:r>
+        <w:t xml:space="preserve">조던: 15퍼센트를 원해요. 저희 투자 전에 만드는 걸로요.</w:t>
+      </w:r>
+    </w:p>
+    <w:p>
+      <w:pPr>
+        <w:pStyle w:val="BodyText"/>
+      </w:pPr>
+      <w:r>
+        <w:t xml:space="preserve">다이앤: 투자 전에라. 그러니까 창업자 지분에서 나온다는 거네요. 그쪽 지분이 아니라.</w:t>
+      </w:r>
+    </w:p>
+    <w:p>
+      <w:pPr>
+        <w:pStyle w:val="BodyText"/>
+      </w:pPr>
+      <w:r>
+        <w:t xml:space="preserve">프리야: 잠깐요. 그러니까 풀이 커지면 우리의 실질 가치평가가 낮아진다는 거예요?</w:t>
+      </w:r>
+    </w:p>
+    <w:p>
+      <w:pPr>
+        <w:pStyle w:val="BodyText"/>
+      </w:pPr>
+      <w:r>
+        <w:t xml:space="preserve">다이앤: 바로 그거예요. 옵션 풀 셔플이라고 해요. 고전적인 수법이죠.</w:t>
+      </w:r>
+    </w:p>
+    <w:p>
+      <w:pPr>
+        <w:pStyle w:val="BodyText"/>
+      </w:pPr>
+      <w:r>
+        <w:t xml:space="preserve">리처드:</w:t>
+      </w:r>
+      <w:r>
+        <w:t xml:space="preserve"> </w:t>
+      </w:r>
+      <w:r>
+        <w:t xml:space="preserve">“</w:t>
+      </w:r>
+      <w:r>
+        <w:t xml:space="preserve">수법</w:t>
+      </w:r>
+      <w:r>
+        <w:t xml:space="preserve">”</w:t>
+      </w:r>
+      <w:r>
+        <w:t xml:space="preserve">은 좀 센 단어네요, 다이앤. 시장 표준이에요.</w:t>
+      </w:r>
+    </w:p>
+    <w:bookmarkEnd w:id="33"/>
+    <w:bookmarkStart w:id="34" w:name="장면2-옵션-풀과-이사회-1"/>
+    <w:p>
+      <w:pPr>
+        <w:pStyle w:val="Heading3"/>
+      </w:pPr>
+      <w:r>
+        <w:t xml:space="preserve">장면2 — 옵션 풀과 이사회</w:t>
+      </w:r>
+    </w:p>
+    <w:p>
+      <w:pPr>
+        <w:pStyle w:val="FirstParagraph"/>
+      </w:pPr>
+      <w:r>
+        <w:t xml:space="preserve">다이앤: 시장 표준은 10에서 15예요. 15는 반박하고 싶네요.</w:t>
+      </w:r>
+    </w:p>
+    <w:p>
+      <w:pPr>
+        <w:pStyle w:val="BodyText"/>
+      </w:pPr>
+      <w:r>
+        <w:t xml:space="preserve">리처드: 그쪽 숫자는요?</w:t>
+      </w:r>
+    </w:p>
+    <w:p>
+      <w:pPr>
+        <w:pStyle w:val="BodyText"/>
+      </w:pPr>
+      <w:r>
+        <w:t xml:space="preserve">다이앤: 10이요. 실제 채용 계획에 근거해서요. 마커스가 갖고 있어요.</w:t>
+      </w:r>
+    </w:p>
+    <w:p>
+      <w:pPr>
+        <w:pStyle w:val="BodyText"/>
+      </w:pPr>
+      <w:r>
+        <w:t xml:space="preserve">마커스: 시리즈 A 전 채용 18명. 추측이 아니라 실제 계획 기준이에요. 평균 부여는 0.5퍼센트. 18명 곱하기 0.5퍼센트면 9퍼센트예요.</w:t>
+      </w:r>
+    </w:p>
+    <w:p>
+      <w:pPr>
+        <w:pStyle w:val="BodyText"/>
+      </w:pPr>
+      <w:r>
+        <w:t xml:space="preserve">조던: 9에 여유분 더하면. 10이 맞네요.</w:t>
+      </w:r>
+    </w:p>
+    <w:p>
+      <w:pPr>
+        <w:pStyle w:val="BodyText"/>
+      </w:pPr>
+      <w:r>
+        <w:t xml:space="preserve">리처드: 조던, 당신은 누구 편이에요?</w:t>
+      </w:r>
+    </w:p>
+    <w:p>
+      <w:pPr>
+        <w:pStyle w:val="BodyText"/>
+      </w:pPr>
+      <w:r>
+        <w:t xml:space="preserve">조던: 스프레드시트 편이요. 죄송해요, 리처드.</w:t>
+      </w:r>
+    </w:p>
+    <w:p>
+      <w:pPr>
+        <w:pStyle w:val="BodyText"/>
+      </w:pPr>
+      <w:r>
+        <w:t xml:space="preserve">프리야: 조던 마음에 들어요.</w:t>
+      </w:r>
+    </w:p>
+    <w:p>
+      <w:pPr>
+        <w:pStyle w:val="BodyText"/>
+      </w:pPr>
+      <w:r>
+        <w:t xml:space="preserve">리처드: 좋아요. 10퍼센트. 이제 이사회.</w:t>
+      </w:r>
+    </w:p>
+    <w:p>
+      <w:pPr>
+        <w:pStyle w:val="BodyText"/>
+      </w:pPr>
+      <w:r>
+        <w:t xml:space="preserve">노아: 지금 저희 이사회는 프리야랑 저뿐이에요.</w:t>
+      </w:r>
+    </w:p>
+    <w:p>
+      <w:pPr>
+        <w:pStyle w:val="BodyText"/>
+      </w:pPr>
+      <w:r>
+        <w:t xml:space="preserve">리처드: 내가 들어가면 세 명이에요. 여전히 창업자가 과반이죠.</w:t>
+      </w:r>
+    </w:p>
+    <w:p>
+      <w:pPr>
+        <w:pStyle w:val="BodyText"/>
+      </w:pPr>
+      <w:r>
+        <w:t xml:space="preserve">다이앤: 당분간은요. 이후 라운드는요?</w:t>
+      </w:r>
+    </w:p>
+    <w:p>
+      <w:pPr>
+        <w:pStyle w:val="BodyText"/>
+      </w:pPr>
+      <w:r>
+        <w:t xml:space="preserve">리처드: 시리즈 A 리드 투자자도 한 자리를 원할 거예요. 늘 그래요. 큰 투자자는 발언권을 원하니까요. 그럼 창업자 둘, 투자자 둘, 2 대 2가 되죠.</w:t>
+      </w:r>
+    </w:p>
+    <w:p>
+      <w:pPr>
+        <w:pStyle w:val="BodyText"/>
+      </w:pPr>
+      <w:r>
+        <w:t xml:space="preserve">다이앤: 그럼 독립 이사를 추가하죠. 양쪽이 동의하는 사람으로요.</w:t>
+      </w:r>
+    </w:p>
+    <w:p>
+      <w:pPr>
+        <w:pStyle w:val="BodyText"/>
+      </w:pPr>
+      <w:r>
+        <w:t xml:space="preserve">노아: 다섯 자리. 창업자 둘, 투자자 둘, 독립 이사 하나.</w:t>
+      </w:r>
+    </w:p>
+    <w:p>
+      <w:pPr>
+        <w:pStyle w:val="BodyText"/>
+      </w:pPr>
+      <w:r>
+        <w:t xml:space="preserve">리처드: 그게 표준이에요. 받아들일 수 있어요.</w:t>
+      </w:r>
+    </w:p>
+    <w:p>
+      <w:pPr>
+        <w:pStyle w:val="BodyText"/>
+      </w:pPr>
+      <w:r>
+        <w:t xml:space="preserve">엘레나: 그리고 일레인은요? 우리 첫 투자자였잖아요.</w:t>
+      </w:r>
+    </w:p>
+    <w:p>
+      <w:pPr>
+        <w:pStyle w:val="BodyText"/>
+      </w:pPr>
+      <w:r>
+        <w:t xml:space="preserve">리처드: 일레인은 독립 이사로 훌륭한 후보예요. 나중에요.</w:t>
+      </w:r>
+    </w:p>
+    <w:p>
+      <w:pPr>
+        <w:pStyle w:val="BodyText"/>
+      </w:pPr>
+      <w:r>
+        <w:t xml:space="preserve">다이앤: 메모해 둘게요. 조시, 적어 둬요. 일레인, 독립 이사 후보.</w:t>
+      </w:r>
+    </w:p>
+    <w:p>
+      <w:pPr>
+        <w:pStyle w:val="BodyText"/>
+      </w:pPr>
+      <w:r>
+        <w:t xml:space="preserve">조시: 적었습니다.</w:t>
+      </w:r>
+    </w:p>
+    <w:p>
+      <w:pPr>
+        <w:pStyle w:val="BodyText"/>
+      </w:pPr>
+      <w:r>
+        <w:t xml:space="preserve">프리야: 그리고 일레인의 SAFE는요? 이제 어떻게 돼요?</w:t>
+      </w:r>
+    </w:p>
+    <w:p>
+      <w:pPr>
+        <w:pStyle w:val="BodyText"/>
+      </w:pPr>
+      <w:r>
+        <w:t xml:space="preserve">다이앤: 이번 라운드에서 전환돼요. 800만 캡으로요.</w:t>
+      </w:r>
+    </w:p>
+    <w:p>
+      <w:pPr>
+        <w:pStyle w:val="BodyText"/>
+      </w:pPr>
+      <w:r>
+        <w:t xml:space="preserve">노아: 그러니까 일레인은 초기 리스크를 진 대가로 리처드보다 낮은 가격을 내는 거네요.</w:t>
+      </w:r>
+    </w:p>
+    <w:p>
+      <w:pPr>
+        <w:pStyle w:val="BodyText"/>
+      </w:pPr>
+      <w:r>
+        <w:t xml:space="preserve">리처드: 맞아요. 그게 일레인이 한 거래예요. 좋은 거래죠.</w:t>
+      </w:r>
+    </w:p>
+    <w:p>
+      <w:pPr>
+        <w:pStyle w:val="BodyText"/>
+      </w:pPr>
+      <w:r>
+        <w:t xml:space="preserve">다이앤: 다음. 청산 우선권. 1배, 비참여형을 제안해요.</w:t>
+      </w:r>
+    </w:p>
+    <w:p>
+      <w:pPr>
+        <w:pStyle w:val="BodyText"/>
+      </w:pPr>
+      <w:r>
+        <w:t xml:space="preserve">마커스: 번역 좀 부탁해요.</w:t>
+      </w:r>
+    </w:p>
+    <w:p>
+      <w:pPr>
+        <w:pStyle w:val="BodyText"/>
+      </w:pPr>
+      <w:r>
+        <w:t xml:space="preserve">다이앤: 회사가 팔리면 노스게이트가 먼저 투자금을 돌려받아요. 한 번.</w:t>
+      </w:r>
+    </w:p>
+    <w:p>
+      <w:pPr>
+        <w:pStyle w:val="BodyText"/>
+      </w:pPr>
+      <w:r>
+        <w:t xml:space="preserve">조던: 아니면 매각 대금에서 저희 지분만큼 받든가요. 둘 중 큰 쪽. 둘 다는 아니고요.</w:t>
+      </w:r>
+    </w:p>
+    <w:p>
+      <w:pPr>
+        <w:pStyle w:val="BodyText"/>
+      </w:pPr>
+      <w:r>
+        <w:t xml:space="preserve">리처드: 1배, 비참여형. 공정하네요. 동의해요.</w:t>
+      </w:r>
+    </w:p>
+    <w:p>
+      <w:pPr>
+        <w:pStyle w:val="BodyText"/>
+      </w:pPr>
+      <w:r>
+        <w:t xml:space="preserve">노아: 생각보다 쉬웠네요.</w:t>
+      </w:r>
+    </w:p>
+    <w:bookmarkEnd w:id="34"/>
+    <w:bookmarkStart w:id="35" w:name="절정전환-안전-거부권-1"/>
+    <w:p>
+      <w:pPr>
+        <w:pStyle w:val="Heading3"/>
+      </w:pPr>
+      <w:r>
+        <w:t xml:space="preserve">절정·전환 — 안전 거부권</w:t>
+      </w:r>
+    </w:p>
+    <w:p>
+      <w:pPr>
+        <w:pStyle w:val="FirstParagraph"/>
+      </w:pPr>
+      <w:r>
+        <w:t xml:space="preserve">리처드: 아직 긴장 풀지 마요. 하나 더. 창업자 계약서 9항.</w:t>
+      </w:r>
+    </w:p>
+    <w:p>
+      <w:pPr>
+        <w:pStyle w:val="BodyText"/>
+      </w:pPr>
+      <w:r>
+        <w:t xml:space="preserve">엘레나: 안전위원회요.</w:t>
+      </w:r>
+    </w:p>
+    <w:p>
+      <w:pPr>
+        <w:pStyle w:val="BodyText"/>
+      </w:pPr>
+      <w:r>
+        <w:t xml:space="preserve">리처드: 한 사람이 회사의 출시를 막을 수 있어요. 이사회에 여러 번 들어가 봤지만 그런 건 본 적이 없어요. 흔치 않고, 솔직히 말해 투자하는 모든 사람에게 위험해요.</w:t>
+      </w:r>
+    </w:p>
+    <w:p>
+      <w:pPr>
+        <w:pStyle w:val="BodyText"/>
+      </w:pPr>
+      <w:r>
+        <w:t xml:space="preserve">엘레나: 위험한 게 아니에요. 그게 이 회사가 존재하는 이유예요.</w:t>
+      </w:r>
+    </w:p>
+    <w:p>
+      <w:pPr>
+        <w:pStyle w:val="BodyText"/>
+      </w:pPr>
+      <w:r>
+        <w:t xml:space="preserve">리처드: 당신이 틀리면요? 안전한 제품을 막아 버리면요?</w:t>
+      </w:r>
+    </w:p>
+    <w:p>
+      <w:pPr>
+        <w:pStyle w:val="BodyText"/>
+      </w:pPr>
+      <w:r>
+        <w:t xml:space="preserve">엘레나: 그럼 안전한 방향으로 틀린 거죠. 그건 감수할 수 있어요.</w:t>
+      </w:r>
+    </w:p>
+    <w:p>
+      <w:pPr>
+        <w:pStyle w:val="BodyText"/>
+      </w:pPr>
+      <w:r>
+        <w:t xml:space="preserve">리처드: 우리 투자자들은 아닐 수도 있어요.</w:t>
+      </w:r>
+    </w:p>
+    <w:p>
+      <w:pPr>
+        <w:pStyle w:val="BodyText"/>
+      </w:pPr>
+      <w:r>
+        <w:t xml:space="preserve">노아: 리처드, 이건 협상 대상이 아니에요. 우리 첫 번째 원칙이</w:t>
+      </w:r>
+      <w:r>
+        <w:t xml:space="preserve"> </w:t>
+      </w:r>
+      <w:r>
+        <w:t xml:space="preserve">“</w:t>
+      </w:r>
+      <w:r>
+        <w:t xml:space="preserve">무엇보다 해를 끼치지 말 것</w:t>
+      </w:r>
+      <w:r>
+        <w:t xml:space="preserve">”</w:t>
+      </w:r>
+      <w:r>
+        <w:t xml:space="preserve">이에요. 우린 환자 안전을 중심으로 이 회사를 세웠어요. 그 원칙이 없어지면 우린 그냥 또 하나의 필러 회사일 뿐이에요.</w:t>
+      </w:r>
+    </w:p>
+    <w:p>
+      <w:pPr>
+        <w:pStyle w:val="BodyText"/>
+      </w:pPr>
+      <w:r>
+        <w:t xml:space="preserve">프리야: 그 원칙이 없었으면 전 여기 없었어요. 레오도요.</w:t>
+      </w:r>
+    </w:p>
+    <w:p>
+      <w:pPr>
+        <w:pStyle w:val="BodyText"/>
+      </w:pPr>
+      <w:r>
+        <w:t xml:space="preserve">마커스: 나도. 그 원칙 때문에 안정적인 직장을 떠났어.</w:t>
+      </w:r>
+    </w:p>
+    <w:p>
+      <w:pPr>
+        <w:pStyle w:val="BodyText"/>
+      </w:pPr>
+      <w:r>
+        <w:t xml:space="preserve">리처드: 없애라는 게 아니에요. 그걸… 책임 있게 만들어 달라는 거예요.</w:t>
+      </w:r>
+    </w:p>
+    <w:p>
+      <w:pPr>
+        <w:pStyle w:val="BodyText"/>
+      </w:pPr>
+      <w:r>
+        <w:t xml:space="preserve">다이앤: 어떻게 책임 있게요? 구체적으로 말해요.</w:t>
+      </w:r>
+    </w:p>
+    <w:p>
+      <w:pPr>
+        <w:pStyle w:val="BodyText"/>
+      </w:pPr>
+      <w:r>
+        <w:t xml:space="preserve">리처드: 두 가지요. 첫째, 독립 의료 전문가가 안전위원회에 합류.</w:t>
+      </w:r>
+    </w:p>
+    <w:p>
+      <w:pPr>
+        <w:pStyle w:val="BodyText"/>
+      </w:pPr>
+      <w:r>
+        <w:t xml:space="preserve">엘레나: 회사 외부 사람으로요. 매출과 무관하게 보수를 받는.</w:t>
+      </w:r>
+    </w:p>
+    <w:p>
+      <w:pPr>
+        <w:pStyle w:val="BodyText"/>
+      </w:pPr>
+      <w:r>
+        <w:t xml:space="preserve">리처드: 맞아요. 둘째, 거부권을 쓸 땐 서면으로 이유를 제출. 이사회에.</w:t>
+      </w:r>
+    </w:p>
+    <w:p>
+      <w:pPr>
+        <w:pStyle w:val="BodyText"/>
+      </w:pPr>
+      <w:r>
+        <w:t xml:space="preserve">엘레나: 서면 사유. 어차피 그렇게 할 거예요. 난 의사예요. 모든 걸 기록해요.</w:t>
+      </w:r>
+    </w:p>
+    <w:p>
+      <w:pPr>
+        <w:pStyle w:val="BodyText"/>
+      </w:pPr>
+      <w:r>
+        <w:t xml:space="preserve">다이앤: 그리고 거부권은 유지되나요? 안전에 대해선 여전히 엘레나가 최종 결정권을 갖나요?</w:t>
+      </w:r>
+    </w:p>
+    <w:p>
+      <w:pPr>
+        <w:pStyle w:val="BodyText"/>
+      </w:pPr>
+      <w:r>
+        <w:t xml:space="preserve">리처드: 거부권은 유지돼요. 옆에 전문가가 있고, 사유가 문서로 남는 조건으로.</w:t>
+      </w:r>
+    </w:p>
+    <w:p>
+      <w:pPr>
+        <w:pStyle w:val="BodyText"/>
+      </w:pPr>
+      <w:r>
+        <w:t xml:space="preserve">엘레나: 그럼 받아들일게요. 솔직히 그게 원칙을 더 강하게 만들어요.</w:t>
+      </w:r>
+    </w:p>
+    <w:p>
+      <w:pPr>
+        <w:pStyle w:val="BodyText"/>
+      </w:pPr>
+      <w:r>
+        <w:t xml:space="preserve">노아: 어떻게요?</w:t>
+      </w:r>
+    </w:p>
+    <w:p>
+      <w:pPr>
+        <w:pStyle w:val="BodyText"/>
+      </w:pPr>
+      <w:r>
+        <w:t xml:space="preserve">엘레나: 이제 아무도 고집 센 의사 한 명의 결정이라고 못 하죠. 외부 전문가가 있고, 모든 결정이 이사회를 위해 문서로 남으니까요. 문서화된 절차라서 공격하기가 훨씬 어려워요.</w:t>
+      </w:r>
+    </w:p>
+    <w:p>
+      <w:pPr>
+        <w:pStyle w:val="BodyText"/>
+      </w:pPr>
+      <w:r>
+        <w:t xml:space="preserve">리처드: 바로 그래서 요청한 거예요. 투자자는 성격이 아니라 절차를 믿어요.</w:t>
+      </w:r>
+    </w:p>
+    <w:p>
+      <w:pPr>
+        <w:pStyle w:val="BodyText"/>
+      </w:pPr>
+      <w:r>
+        <w:t xml:space="preserve">다이앤: 정리할게요. 600만. 프리 1,600. 옵션 풀 10퍼센트.</w:t>
+      </w:r>
+    </w:p>
+    <w:p>
+      <w:pPr>
+        <w:pStyle w:val="BodyText"/>
+      </w:pPr>
+      <w:r>
+        <w:t xml:space="preserve">조시: 이사회 1석. 1배 비참여형. 안전 거부권 유지, 두 가지 추가 조건.</w:t>
+      </w:r>
+    </w:p>
+    <w:p>
+      <w:pPr>
+        <w:pStyle w:val="BodyText"/>
+      </w:pPr>
+      <w:r>
+        <w:t xml:space="preserve">리처드: 동의해요. 조던이 오늘 밤 수정 텀싯을 보낼 거예요.</w:t>
+      </w:r>
+    </w:p>
+    <w:bookmarkEnd w:id="35"/>
+    <w:bookmarkStart w:id="36" w:name="마무리-회의-후-1"/>
+    <w:p>
+      <w:pPr>
+        <w:pStyle w:val="Heading3"/>
+      </w:pPr>
+      <w:r>
+        <w:t xml:space="preserve">마무리 — 회의 후</w:t>
+      </w:r>
+    </w:p>
+    <w:p>
+      <w:pPr>
+        <w:pStyle w:val="FirstParagraph"/>
+      </w:pPr>
+      <w:r>
+        <w:t xml:space="preserve">노아: 다이앤, 돈이 들어오기까지 얼마나 걸려요?</w:t>
+      </w:r>
+    </w:p>
+    <w:p>
+      <w:pPr>
+        <w:pStyle w:val="BodyText"/>
+      </w:pPr>
+      <w:r>
+        <w:t xml:space="preserve">다이앤: 텀싯은 오늘 밤. 실사 2주. 클로징 서류 2주 더.</w:t>
+      </w:r>
+    </w:p>
+    <w:p>
+      <w:pPr>
+        <w:pStyle w:val="BodyText"/>
+      </w:pPr>
+      <w:r>
+        <w:t xml:space="preserve">마커스: 한 달쯤이네. 그럼 메리디언과 계약할 수 있어.</w:t>
+      </w:r>
+    </w:p>
+    <w:p>
+      <w:pPr>
+        <w:pStyle w:val="BodyText"/>
+      </w:pPr>
+      <w:r>
+        <w:t xml:space="preserve">프리야: 케빈이</w:t>
+      </w:r>
+      <w:r>
+        <w:t xml:space="preserve"> </w:t>
+      </w:r>
+      <w:r>
+        <w:t xml:space="preserve">“</w:t>
+      </w:r>
+      <w:r>
+        <w:t xml:space="preserve">시드 라운드 후에 서명하라</w:t>
+      </w:r>
+      <w:r>
+        <w:t xml:space="preserve">”</w:t>
+      </w:r>
+      <w:r>
+        <w:t xml:space="preserve">고 했잖아. 거의 다 왔어.</w:t>
+      </w:r>
+    </w:p>
+    <w:p>
+      <w:pPr>
+        <w:pStyle w:val="BodyText"/>
+      </w:pPr>
+      <w:r>
+        <w:t xml:space="preserve">마커스: 서명하기 전에 감사를 하고 싶어. 직접. 다음 주에.</w:t>
+      </w:r>
+    </w:p>
+    <w:p>
+      <w:pPr>
+        <w:pStyle w:val="BodyText"/>
+      </w:pPr>
+      <w:r>
+        <w:t xml:space="preserve">노아: 이미 방문했잖아요?</w:t>
+      </w:r>
+    </w:p>
+    <w:p>
+      <w:pPr>
+        <w:pStyle w:val="BodyText"/>
+      </w:pPr>
+      <w:r>
+        <w:t xml:space="preserve">마커스: 방문은 구경이야. 그쪽이 보여 주고 싶은 것만 보여 주지. 감사는 수색이야. 기록을 열어 보고, 배치 파일을 확인하고, 그쪽이 싫어하는 질문을 하는 거야.</w:t>
+      </w:r>
+    </w:p>
+    <w:p>
+      <w:pPr>
+        <w:pStyle w:val="BodyText"/>
+      </w:pPr>
+      <w:r>
+        <w:t xml:space="preserve">엘레나: 리처드가 내 거부권을 세게 밀어붙였잖아요. 그 사람이 이사회에 있어도 괜찮아요?</w:t>
+      </w:r>
+    </w:p>
+    <w:p>
+      <w:pPr>
+        <w:pStyle w:val="BodyText"/>
+      </w:pPr>
+      <w:r>
+        <w:t xml:space="preserve">노아: 밀어붙이긴 했죠. 하지만 없애진 않았어요. 오히려 더 강하게 만들었고요.</w:t>
+      </w:r>
+    </w:p>
+    <w:p>
+      <w:pPr>
+        <w:pStyle w:val="BodyText"/>
+      </w:pPr>
+      <w:r>
+        <w:t xml:space="preserve">프리야: 그리고 500만 대신 600만을 줬어.</w:t>
+      </w:r>
+    </w:p>
+    <w:p>
+      <w:pPr>
+        <w:pStyle w:val="BodyText"/>
+      </w:pPr>
+      <w:r>
+        <w:t xml:space="preserve">다이앤: 좋은 이사는 결정이 내려지기 전에, 회의실 안에서 당신과 논쟁해요. 나쁜 이사는 뭐든 동의하다가, 너무 늦었을 때에야 진짜 생각을 알게 되죠.</w:t>
+      </w:r>
+    </w:p>
+    <w:p>
+      <w:pPr>
+        <w:pStyle w:val="BodyText"/>
+      </w:pPr>
+      <w:r>
+        <w:t xml:space="preserve">마커스: 안에선 논쟁, 밖에선 한목소리. 딱 맞겠네.</w:t>
+      </w:r>
+    </w:p>
+    <w:p>
+      <w:pPr>
+        <w:pStyle w:val="BodyText"/>
+      </w:pPr>
+      <w:r>
+        <w:t xml:space="preserve">노아: 일레인한테 전화할까요? 라운드 소식 알려 드릴까요?</w:t>
+      </w:r>
+    </w:p>
+    <w:p>
+      <w:pPr>
+        <w:pStyle w:val="BodyText"/>
+      </w:pPr>
+      <w:r>
+        <w:t xml:space="preserve">다이앤: 이미 알아요. 리처드가 엘리베이터에서 문자 보냈어요.</w:t>
+      </w:r>
+    </w:p>
+    <w:p>
+      <w:pPr>
+        <w:pStyle w:val="BodyText"/>
+      </w:pPr>
+      <w:r>
+        <w:t xml:space="preserve">프리야: 이 업계는 좁아. 다들 말이 많지.</w:t>
+      </w:r>
+    </w:p>
+    <w:bookmarkEnd w:id="36"/>
+    <w:bookmarkEnd w:id="37"/>
+    <w:bookmarkEnd w:id="38"/>
     <w:sectPr/>
   </w:body>
 </w:document>
@@ -3709,583 +3656,8 @@
       </w:pPr>
     </w:lvl>
   </w:abstractNum>
-  <w:abstractNum w:abstractNumId="99411">
-    <w:nsid w:val="A99411"/>
-    <w:multiLevelType w:val="multilevel"/>
-    <w:lvl w:ilvl="0">
-      <w:start w:val="1"/>
-      <w:numFmt w:val="decimal"/>
-      <w:lvlText w:val="%1."/>
-      <w:lvlJc w:val="left"/>
-      <w:pPr>
-        <w:ind w:left="720" w:hanging="480"/>
-      </w:pPr>
-    </w:lvl>
-    <w:lvl w:ilvl="1">
-      <w:start w:val="1"/>
-      <w:numFmt w:val="decimal"/>
-      <w:lvlText w:val="%2."/>
-      <w:lvlJc w:val="left"/>
-      <w:pPr>
-        <w:ind w:left="1440" w:hanging="480"/>
-      </w:pPr>
-    </w:lvl>
-    <w:lvl w:ilvl="2">
-      <w:start w:val="1"/>
-      <w:numFmt w:val="decimal"/>
-      <w:lvlText w:val="%3."/>
-      <w:lvlJc w:val="left"/>
-      <w:pPr>
-        <w:ind w:left="2160" w:hanging="480"/>
-      </w:pPr>
-    </w:lvl>
-    <w:lvl w:ilvl="3">
-      <w:start w:val="1"/>
-      <w:numFmt w:val="decimal"/>
-      <w:lvlText w:val="%4."/>
-      <w:lvlJc w:val="left"/>
-      <w:pPr>
-        <w:ind w:left="2880" w:hanging="480"/>
-      </w:pPr>
-    </w:lvl>
-    <w:lvl w:ilvl="4">
-      <w:start w:val="1"/>
-      <w:numFmt w:val="decimal"/>
-      <w:lvlText w:val="%5."/>
-      <w:lvlJc w:val="left"/>
-      <w:pPr>
-        <w:ind w:left="3600" w:hanging="480"/>
-      </w:pPr>
-    </w:lvl>
-    <w:lvl w:ilvl="5">
-      <w:start w:val="1"/>
-      <w:numFmt w:val="decimal"/>
-      <w:lvlText w:val="%6."/>
-      <w:lvlJc w:val="left"/>
-      <w:pPr>
-        <w:ind w:left="4320" w:hanging="480"/>
-      </w:pPr>
-    </w:lvl>
-    <w:lvl w:ilvl="6">
-      <w:start w:val="1"/>
-      <w:numFmt w:val="decimal"/>
-      <w:lvlText w:val="%7."/>
-      <w:lvlJc w:val="left"/>
-      <w:pPr>
-        <w:ind w:left="5040" w:hanging="480"/>
-      </w:pPr>
-    </w:lvl>
-    <w:lvl w:ilvl="7">
-      <w:start w:val="1"/>
-      <w:numFmt w:val="decimal"/>
-      <w:lvlText w:val="%8."/>
-      <w:lvlJc w:val="left"/>
-      <w:pPr>
-        <w:ind w:left="5760" w:hanging="480"/>
-      </w:pPr>
-    </w:lvl>
-    <w:lvl w:ilvl="8">
-      <w:start w:val="1"/>
-      <w:numFmt w:val="decimal"/>
-      <w:lvlText w:val="%9."/>
-      <w:lvlJc w:val="left"/>
-      <w:pPr>
-        <w:ind w:left="6480" w:hanging="480"/>
-      </w:pPr>
-    </w:lvl>
-  </w:abstractNum>
-  <w:abstractNum w:abstractNumId="994116">
-    <w:nsid w:val="A994116"/>
-    <w:multiLevelType w:val="multilevel"/>
-    <w:lvl w:ilvl="0">
-      <w:start w:val="16"/>
-      <w:numFmt w:val="decimal"/>
-      <w:lvlText w:val="%1."/>
-      <w:lvlJc w:val="left"/>
-      <w:pPr>
-        <w:ind w:left="720" w:hanging="480"/>
-      </w:pPr>
-    </w:lvl>
-    <w:lvl w:ilvl="1">
-      <w:start w:val="16"/>
-      <w:numFmt w:val="decimal"/>
-      <w:lvlText w:val="%2."/>
-      <w:lvlJc w:val="left"/>
-      <w:pPr>
-        <w:ind w:left="1440" w:hanging="480"/>
-      </w:pPr>
-    </w:lvl>
-    <w:lvl w:ilvl="2">
-      <w:start w:val="16"/>
-      <w:numFmt w:val="decimal"/>
-      <w:lvlText w:val="%3."/>
-      <w:lvlJc w:val="left"/>
-      <w:pPr>
-        <w:ind w:left="2160" w:hanging="480"/>
-      </w:pPr>
-    </w:lvl>
-    <w:lvl w:ilvl="3">
-      <w:start w:val="16"/>
-      <w:numFmt w:val="decimal"/>
-      <w:lvlText w:val="%4."/>
-      <w:lvlJc w:val="left"/>
-      <w:pPr>
-        <w:ind w:left="2880" w:hanging="480"/>
-      </w:pPr>
-    </w:lvl>
-    <w:lvl w:ilvl="4">
-      <w:start w:val="16"/>
-      <w:numFmt w:val="decimal"/>
-      <w:lvlText w:val="%5."/>
-      <w:lvlJc w:val="left"/>
-      <w:pPr>
-        <w:ind w:left="3600" w:hanging="480"/>
-      </w:pPr>
-    </w:lvl>
-    <w:lvl w:ilvl="5">
-      <w:start w:val="16"/>
-      <w:numFmt w:val="decimal"/>
-      <w:lvlText w:val="%6."/>
-      <w:lvlJc w:val="left"/>
-      <w:pPr>
-        <w:ind w:left="4320" w:hanging="480"/>
-      </w:pPr>
-    </w:lvl>
-    <w:lvl w:ilvl="6">
-      <w:start w:val="16"/>
-      <w:numFmt w:val="decimal"/>
-      <w:lvlText w:val="%7."/>
-      <w:lvlJc w:val="left"/>
-      <w:pPr>
-        <w:ind w:left="5040" w:hanging="480"/>
-      </w:pPr>
-    </w:lvl>
-    <w:lvl w:ilvl="7">
-      <w:start w:val="16"/>
-      <w:numFmt w:val="decimal"/>
-      <w:lvlText w:val="%8."/>
-      <w:lvlJc w:val="left"/>
-      <w:pPr>
-        <w:ind w:left="5760" w:hanging="480"/>
-      </w:pPr>
-    </w:lvl>
-    <w:lvl w:ilvl="8">
-      <w:start w:val="16"/>
-      <w:numFmt w:val="decimal"/>
-      <w:lvlText w:val="%9."/>
-      <w:lvlJc w:val="left"/>
-      <w:pPr>
-        <w:ind w:left="6480" w:hanging="480"/>
-      </w:pPr>
-    </w:lvl>
-  </w:abstractNum>
-  <w:abstractNum w:abstractNumId="994151">
-    <w:nsid w:val="A994151"/>
-    <w:multiLevelType w:val="multilevel"/>
-    <w:lvl w:ilvl="0">
-      <w:start w:val="51"/>
-      <w:numFmt w:val="decimal"/>
-      <w:lvlText w:val="%1."/>
-      <w:lvlJc w:val="left"/>
-      <w:pPr>
-        <w:ind w:left="720" w:hanging="480"/>
-      </w:pPr>
-    </w:lvl>
-    <w:lvl w:ilvl="1">
-      <w:start w:val="51"/>
-      <w:numFmt w:val="decimal"/>
-      <w:lvlText w:val="%2."/>
-      <w:lvlJc w:val="left"/>
-      <w:pPr>
-        <w:ind w:left="1440" w:hanging="480"/>
-      </w:pPr>
-    </w:lvl>
-    <w:lvl w:ilvl="2">
-      <w:start w:val="51"/>
-      <w:numFmt w:val="decimal"/>
-      <w:lvlText w:val="%3."/>
-      <w:lvlJc w:val="left"/>
-      <w:pPr>
-        <w:ind w:left="2160" w:hanging="480"/>
-      </w:pPr>
-    </w:lvl>
-    <w:lvl w:ilvl="3">
-      <w:start w:val="51"/>
-      <w:numFmt w:val="decimal"/>
-      <w:lvlText w:val="%4."/>
-      <w:lvlJc w:val="left"/>
-      <w:pPr>
-        <w:ind w:left="2880" w:hanging="480"/>
-      </w:pPr>
-    </w:lvl>
-    <w:lvl w:ilvl="4">
-      <w:start w:val="51"/>
-      <w:numFmt w:val="decimal"/>
-      <w:lvlText w:val="%5."/>
-      <w:lvlJc w:val="left"/>
-      <w:pPr>
-        <w:ind w:left="3600" w:hanging="480"/>
-      </w:pPr>
-    </w:lvl>
-    <w:lvl w:ilvl="5">
-      <w:start w:val="51"/>
-      <w:numFmt w:val="decimal"/>
-      <w:lvlText w:val="%6."/>
-      <w:lvlJc w:val="left"/>
-      <w:pPr>
-        <w:ind w:left="4320" w:hanging="480"/>
-      </w:pPr>
-    </w:lvl>
-    <w:lvl w:ilvl="6">
-      <w:start w:val="51"/>
-      <w:numFmt w:val="decimal"/>
-      <w:lvlText w:val="%7."/>
-      <w:lvlJc w:val="left"/>
-      <w:pPr>
-        <w:ind w:left="5040" w:hanging="480"/>
-      </w:pPr>
-    </w:lvl>
-    <w:lvl w:ilvl="7">
-      <w:start w:val="51"/>
-      <w:numFmt w:val="decimal"/>
-      <w:lvlText w:val="%8."/>
-      <w:lvlJc w:val="left"/>
-      <w:pPr>
-        <w:ind w:left="5760" w:hanging="480"/>
-      </w:pPr>
-    </w:lvl>
-    <w:lvl w:ilvl="8">
-      <w:start w:val="51"/>
-      <w:numFmt w:val="decimal"/>
-      <w:lvlText w:val="%9."/>
-      <w:lvlJc w:val="left"/>
-      <w:pPr>
-        <w:ind w:left="6480" w:hanging="480"/>
-      </w:pPr>
-    </w:lvl>
-  </w:abstractNum>
-  <w:abstractNum w:abstractNumId="994181">
-    <w:nsid w:val="A994181"/>
-    <w:multiLevelType w:val="multilevel"/>
-    <w:lvl w:ilvl="0">
-      <w:start w:val="81"/>
-      <w:numFmt w:val="decimal"/>
-      <w:lvlText w:val="%1."/>
-      <w:lvlJc w:val="left"/>
-      <w:pPr>
-        <w:ind w:left="720" w:hanging="480"/>
-      </w:pPr>
-    </w:lvl>
-    <w:lvl w:ilvl="1">
-      <w:start w:val="81"/>
-      <w:numFmt w:val="decimal"/>
-      <w:lvlText w:val="%2."/>
-      <w:lvlJc w:val="left"/>
-      <w:pPr>
-        <w:ind w:left="1440" w:hanging="480"/>
-      </w:pPr>
-    </w:lvl>
-    <w:lvl w:ilvl="2">
-      <w:start w:val="81"/>
-      <w:numFmt w:val="decimal"/>
-      <w:lvlText w:val="%3."/>
-      <w:lvlJc w:val="left"/>
-      <w:pPr>
-        <w:ind w:left="2160" w:hanging="480"/>
-      </w:pPr>
-    </w:lvl>
-    <w:lvl w:ilvl="3">
-      <w:start w:val="81"/>
-      <w:numFmt w:val="decimal"/>
-      <w:lvlText w:val="%4."/>
-      <w:lvlJc w:val="left"/>
-      <w:pPr>
-        <w:ind w:left="2880" w:hanging="480"/>
-      </w:pPr>
-    </w:lvl>
-    <w:lvl w:ilvl="4">
-      <w:start w:val="81"/>
-      <w:numFmt w:val="decimal"/>
-      <w:lvlText w:val="%5."/>
-      <w:lvlJc w:val="left"/>
-      <w:pPr>
-        <w:ind w:left="3600" w:hanging="480"/>
-      </w:pPr>
-    </w:lvl>
-    <w:lvl w:ilvl="5">
-      <w:start w:val="81"/>
-      <w:numFmt w:val="decimal"/>
-      <w:lvlText w:val="%6."/>
-      <w:lvlJc w:val="left"/>
-      <w:pPr>
-        <w:ind w:left="4320" w:hanging="480"/>
-      </w:pPr>
-    </w:lvl>
-    <w:lvl w:ilvl="6">
-      <w:start w:val="81"/>
-      <w:numFmt w:val="decimal"/>
-      <w:lvlText w:val="%7."/>
-      <w:lvlJc w:val="left"/>
-      <w:pPr>
-        <w:ind w:left="5040" w:hanging="480"/>
-      </w:pPr>
-    </w:lvl>
-    <w:lvl w:ilvl="7">
-      <w:start w:val="81"/>
-      <w:numFmt w:val="decimal"/>
-      <w:lvlText w:val="%8."/>
-      <w:lvlJc w:val="left"/>
-      <w:pPr>
-        <w:ind w:left="5760" w:hanging="480"/>
-      </w:pPr>
-    </w:lvl>
-    <w:lvl w:ilvl="8">
-      <w:start w:val="81"/>
-      <w:numFmt w:val="decimal"/>
-      <w:lvlText w:val="%9."/>
-      <w:lvlJc w:val="left"/>
-      <w:pPr>
-        <w:ind w:left="6480" w:hanging="480"/>
-      </w:pPr>
-    </w:lvl>
-  </w:abstractNum>
-  <w:abstractNum w:abstractNumId="9941106">
-    <w:nsid w:val="A9941106"/>
-    <w:multiLevelType w:val="multilevel"/>
-    <w:lvl w:ilvl="0">
-      <w:start w:val="106"/>
-      <w:numFmt w:val="decimal"/>
-      <w:lvlText w:val="%1."/>
-      <w:lvlJc w:val="left"/>
-      <w:pPr>
-        <w:ind w:left="720" w:hanging="480"/>
-      </w:pPr>
-    </w:lvl>
-    <w:lvl w:ilvl="1">
-      <w:start w:val="106"/>
-      <w:numFmt w:val="decimal"/>
-      <w:lvlText w:val="%2."/>
-      <w:lvlJc w:val="left"/>
-      <w:pPr>
-        <w:ind w:left="1440" w:hanging="480"/>
-      </w:pPr>
-    </w:lvl>
-    <w:lvl w:ilvl="2">
-      <w:start w:val="106"/>
-      <w:numFmt w:val="decimal"/>
-      <w:lvlText w:val="%3."/>
-      <w:lvlJc w:val="left"/>
-      <w:pPr>
-        <w:ind w:left="2160" w:hanging="480"/>
-      </w:pPr>
-    </w:lvl>
-    <w:lvl w:ilvl="3">
-      <w:start w:val="106"/>
-      <w:numFmt w:val="decimal"/>
-      <w:lvlText w:val="%4."/>
-      <w:lvlJc w:val="left"/>
-      <w:pPr>
-        <w:ind w:left="2880" w:hanging="480"/>
-      </w:pPr>
-    </w:lvl>
-    <w:lvl w:ilvl="4">
-      <w:start w:val="106"/>
-      <w:numFmt w:val="decimal"/>
-      <w:lvlText w:val="%5."/>
-      <w:lvlJc w:val="left"/>
-      <w:pPr>
-        <w:ind w:left="3600" w:hanging="480"/>
-      </w:pPr>
-    </w:lvl>
-    <w:lvl w:ilvl="5">
-      <w:start w:val="106"/>
-      <w:numFmt w:val="decimal"/>
-      <w:lvlText w:val="%6."/>
-      <w:lvlJc w:val="left"/>
-      <w:pPr>
-        <w:ind w:left="4320" w:hanging="480"/>
-      </w:pPr>
-    </w:lvl>
-    <w:lvl w:ilvl="6">
-      <w:start w:val="106"/>
-      <w:numFmt w:val="decimal"/>
-      <w:lvlText w:val="%7."/>
-      <w:lvlJc w:val="left"/>
-      <w:pPr>
-        <w:ind w:left="5040" w:hanging="480"/>
-      </w:pPr>
-    </w:lvl>
-    <w:lvl w:ilvl="7">
-      <w:start w:val="106"/>
-      <w:numFmt w:val="decimal"/>
-      <w:lvlText w:val="%8."/>
-      <w:lvlJc w:val="left"/>
-      <w:pPr>
-        <w:ind w:left="5760" w:hanging="480"/>
-      </w:pPr>
-    </w:lvl>
-    <w:lvl w:ilvl="8">
-      <w:start w:val="106"/>
-      <w:numFmt w:val="decimal"/>
-      <w:lvlText w:val="%9."/>
-      <w:lvlJc w:val="left"/>
-      <w:pPr>
-        <w:ind w:left="6480" w:hanging="480"/>
-      </w:pPr>
-    </w:lvl>
-  </w:abstractNum>
   <w:num w:numId="1000">
     <w:abstractNumId w:val="990"/>
-  </w:num>
-  <w:num w:numId="1001">
-    <w:abstractNumId w:val="99411"/>
-    <w:lvlOverride w:ilvl="0">
-      <w:startOverride w:val="1"/>
-    </w:lvlOverride>
-    <w:lvlOverride w:ilvl="1">
-      <w:startOverride w:val="1"/>
-    </w:lvlOverride>
-    <w:lvlOverride w:ilvl="2">
-      <w:startOverride w:val="1"/>
-    </w:lvlOverride>
-    <w:lvlOverride w:ilvl="3">
-      <w:startOverride w:val="1"/>
-    </w:lvlOverride>
-    <w:lvlOverride w:ilvl="4">
-      <w:startOverride w:val="1"/>
-    </w:lvlOverride>
-    <w:lvlOverride w:ilvl="5">
-      <w:startOverride w:val="1"/>
-    </w:lvlOverride>
-    <w:lvlOverride w:ilvl="6">
-      <w:startOverride w:val="1"/>
-    </w:lvlOverride>
-    <w:lvlOverride w:ilvl="7">
-      <w:startOverride w:val="1"/>
-    </w:lvlOverride>
-    <w:lvlOverride w:ilvl="8">
-      <w:startOverride w:val="1"/>
-    </w:lvlOverride>
-  </w:num>
-  <w:num w:numId="1002">
-    <w:abstractNumId w:val="994116"/>
-    <w:lvlOverride w:ilvl="0">
-      <w:startOverride w:val="16"/>
-    </w:lvlOverride>
-    <w:lvlOverride w:ilvl="1">
-      <w:startOverride w:val="16"/>
-    </w:lvlOverride>
-    <w:lvlOverride w:ilvl="2">
-      <w:startOverride w:val="16"/>
-    </w:lvlOverride>
-    <w:lvlOverride w:ilvl="3">
-      <w:startOverride w:val="16"/>
-    </w:lvlOverride>
-    <w:lvlOverride w:ilvl="4">
-      <w:startOverride w:val="16"/>
-    </w:lvlOverride>
-    <w:lvlOverride w:ilvl="5">
-      <w:startOverride w:val="16"/>
-    </w:lvlOverride>
-    <w:lvlOverride w:ilvl="6">
-      <w:startOverride w:val="16"/>
-    </w:lvlOverride>
-    <w:lvlOverride w:ilvl="7">
-      <w:startOverride w:val="16"/>
-    </w:lvlOverride>
-    <w:lvlOverride w:ilvl="8">
-      <w:startOverride w:val="16"/>
-    </w:lvlOverride>
-  </w:num>
-  <w:num w:numId="1003">
-    <w:abstractNumId w:val="994151"/>
-    <w:lvlOverride w:ilvl="0">
-      <w:startOverride w:val="51"/>
-    </w:lvlOverride>
-    <w:lvlOverride w:ilvl="1">
-      <w:startOverride w:val="51"/>
-    </w:lvlOverride>
-    <w:lvlOverride w:ilvl="2">
-      <w:startOverride w:val="51"/>
-    </w:lvlOverride>
-    <w:lvlOverride w:ilvl="3">
-      <w:startOverride w:val="51"/>
-    </w:lvlOverride>
-    <w:lvlOverride w:ilvl="4">
-      <w:startOverride w:val="51"/>
-    </w:lvlOverride>
-    <w:lvlOverride w:ilvl="5">
-      <w:startOverride w:val="51"/>
-    </w:lvlOverride>
-    <w:lvlOverride w:ilvl="6">
-      <w:startOverride w:val="51"/>
-    </w:lvlOverride>
-    <w:lvlOverride w:ilvl="7">
-      <w:startOverride w:val="51"/>
-    </w:lvlOverride>
-    <w:lvlOverride w:ilvl="8">
-      <w:startOverride w:val="51"/>
-    </w:lvlOverride>
-  </w:num>
-  <w:num w:numId="1004">
-    <w:abstractNumId w:val="994181"/>
-    <w:lvlOverride w:ilvl="0">
-      <w:startOverride w:val="81"/>
-    </w:lvlOverride>
-    <w:lvlOverride w:ilvl="1">
-      <w:startOverride w:val="81"/>
-    </w:lvlOverride>
-    <w:lvlOverride w:ilvl="2">
-      <w:startOverride w:val="81"/>
-    </w:lvlOverride>
-    <w:lvlOverride w:ilvl="3">
-      <w:startOverride w:val="81"/>
-    </w:lvlOverride>
-    <w:lvlOverride w:ilvl="4">
-      <w:startOverride w:val="81"/>
-    </w:lvlOverride>
-    <w:lvlOverride w:ilvl="5">
-      <w:startOverride w:val="81"/>
-    </w:lvlOverride>
-    <w:lvlOverride w:ilvl="6">
-      <w:startOverride w:val="81"/>
-    </w:lvlOverride>
-    <w:lvlOverride w:ilvl="7">
-      <w:startOverride w:val="81"/>
-    </w:lvlOverride>
-    <w:lvlOverride w:ilvl="8">
-      <w:startOverride w:val="81"/>
-    </w:lvlOverride>
-  </w:num>
-  <w:num w:numId="1005">
-    <w:abstractNumId w:val="9941106"/>
-    <w:lvlOverride w:ilvl="0">
-      <w:startOverride w:val="106"/>
-    </w:lvlOverride>
-    <w:lvlOverride w:ilvl="1">
-      <w:startOverride w:val="106"/>
-    </w:lvlOverride>
-    <w:lvlOverride w:ilvl="2">
-      <w:startOverride w:val="106"/>
-    </w:lvlOverride>
-    <w:lvlOverride w:ilvl="3">
-      <w:startOverride w:val="106"/>
-    </w:lvlOverride>
-    <w:lvlOverride w:ilvl="4">
-      <w:startOverride w:val="106"/>
-    </w:lvlOverride>
-    <w:lvlOverride w:ilvl="5">
-      <w:startOverride w:val="106"/>
-    </w:lvlOverride>
-    <w:lvlOverride w:ilvl="6">
-      <w:startOverride w:val="106"/>
-    </w:lvlOverride>
-    <w:lvlOverride w:ilvl="7">
-      <w:startOverride w:val="106"/>
-    </w:lvlOverride>
-    <w:lvlOverride w:ilvl="8">
-      <w:startOverride w:val="106"/>
-    </w:lvlOverride>
   </w:num>
 </w:numbering>
 </file>
